--- a/Use_cases_GIA/Use_cases_4_6_11_v1.1.docx
+++ b/Use_cases_GIA/Use_cases_4_6_11_v1.1.docx
@@ -41,17 +41,7 @@
           <w:sz w:val="36"/>
           <w:szCs w:val="36"/>
         </w:rPr>
-        <w:t xml:space="preserve">λόγω </w:t>
-      </w:r>
-      <w:r>
-        <w:rPr>
-          <w:rFonts w:ascii="Bahnschrift Light" w:hAnsi="Bahnschrift Light"/>
-          <w:b/>
-          <w:bCs/>
-          <w:sz w:val="36"/>
-          <w:szCs w:val="36"/>
-        </w:rPr>
-        <w:t>κώδικα</w:t>
+        <w:t>λόγω κώδικα</w:t>
       </w:r>
     </w:p>
     <w:p>
@@ -95,7 +85,7 @@
           <w:sz w:val="28"/>
           <w:szCs w:val="28"/>
         </w:rPr>
-        <w:t xml:space="preserve">Προστέθηκε το βήμα </w:t>
+        <w:t xml:space="preserve">Προστέθηκε το βήμα 2 στη βασική ροή(για να γίνεται </w:t>
       </w:r>
       <w:r>
         <w:rPr>
@@ -103,7 +93,7 @@
           <w:sz w:val="28"/>
           <w:szCs w:val="28"/>
         </w:rPr>
-        <w:t>2</w:t>
+        <w:t>διαμοιρασμός</w:t>
       </w:r>
       <w:r>
         <w:rPr>
@@ -111,39 +101,7 @@
           <w:sz w:val="28"/>
           <w:szCs w:val="28"/>
         </w:rPr>
-        <w:t xml:space="preserve"> στη βασική ροή(για </w:t>
-      </w:r>
-      <w:r>
-        <w:rPr>
-          <w:rFonts w:ascii="Bahnschrift Light" w:hAnsi="Bahnschrift Light"/>
-          <w:sz w:val="28"/>
-          <w:szCs w:val="28"/>
-        </w:rPr>
-        <w:t xml:space="preserve">να γίνεται </w:t>
-      </w:r>
-      <w:r>
-        <w:rPr>
-          <w:rFonts w:ascii="Bahnschrift Light" w:hAnsi="Bahnschrift Light"/>
-          <w:sz w:val="28"/>
-          <w:szCs w:val="28"/>
-        </w:rPr>
-        <w:t>διαμοιρασμός</w:t>
-      </w:r>
-      <w:r>
-        <w:rPr>
-          <w:rFonts w:ascii="Bahnschrift Light" w:hAnsi="Bahnschrift Light"/>
-          <w:sz w:val="28"/>
-          <w:szCs w:val="28"/>
-        </w:rPr>
-        <w:t xml:space="preserve"> των αγγαρειών</w:t>
-      </w:r>
-      <w:r>
-        <w:rPr>
-          <w:rFonts w:ascii="Bahnschrift Light" w:hAnsi="Bahnschrift Light"/>
-          <w:sz w:val="28"/>
-          <w:szCs w:val="28"/>
-        </w:rPr>
-        <w:t>).</w:t>
+        <w:t xml:space="preserve"> των αγγαρειών).</w:t>
       </w:r>
     </w:p>
     <w:p>
@@ -247,7 +205,6 @@
           <w:lang w:bidi="he-IL"/>
         </w:rPr>
       </w:pPr>
-      <w:proofErr w:type="spellStart"/>
       <w:r>
         <w:rPr>
           <w:rFonts w:ascii="Bahnschrift Light" w:hAnsi="Bahnschrift Light"/>
@@ -255,37 +212,7 @@
           <w:szCs w:val="24"/>
           <w:lang w:bidi="he-IL"/>
         </w:rPr>
-        <w:t>Use</w:t>
-      </w:r>
-      <w:proofErr w:type="spellEnd"/>
-      <w:r>
-        <w:rPr>
-          <w:rFonts w:ascii="Bahnschrift Light" w:hAnsi="Bahnschrift Light"/>
-          <w:sz w:val="24"/>
-          <w:szCs w:val="24"/>
-          <w:lang w:bidi="he-IL"/>
-        </w:rPr>
-        <w:t xml:space="preserve"> </w:t>
-      </w:r>
-      <w:proofErr w:type="spellStart"/>
-      <w:r>
-        <w:rPr>
-          <w:rFonts w:ascii="Bahnschrift Light" w:hAnsi="Bahnschrift Light"/>
-          <w:sz w:val="24"/>
-          <w:szCs w:val="24"/>
-          <w:lang w:bidi="he-IL"/>
-        </w:rPr>
-        <w:t>Case</w:t>
-      </w:r>
-      <w:proofErr w:type="spellEnd"/>
-      <w:r>
-        <w:rPr>
-          <w:rFonts w:ascii="Bahnschrift Light" w:hAnsi="Bahnschrift Light"/>
-          <w:sz w:val="24"/>
-          <w:szCs w:val="24"/>
-          <w:lang w:bidi="he-IL"/>
-        </w:rPr>
-        <w:t xml:space="preserve"> 4: Αγγαρείες</w:t>
+        <w:t>Use Case 4: Αγγαρείες</w:t>
       </w:r>
     </w:p>
     <w:p>
@@ -811,25 +738,7 @@
           <w:sz w:val="24"/>
           <w:szCs w:val="24"/>
         </w:rPr>
-        <w:t xml:space="preserve"> και επιλέγει "</w:t>
-      </w:r>
-      <w:proofErr w:type="spellStart"/>
-      <w:r>
-        <w:rPr>
-          <w:rFonts w:ascii="Bahnschrift Light" w:hAnsi="Bahnschrift Light"/>
-          <w:sz w:val="24"/>
-          <w:szCs w:val="24"/>
-        </w:rPr>
-        <w:t>Complete</w:t>
-      </w:r>
-      <w:proofErr w:type="spellEnd"/>
-      <w:r>
-        <w:rPr>
-          <w:rFonts w:ascii="Bahnschrift Light" w:hAnsi="Bahnschrift Light"/>
-          <w:sz w:val="24"/>
-          <w:szCs w:val="24"/>
-        </w:rPr>
-        <w:t>"</w:t>
+        <w:t xml:space="preserve"> και επιλέγει "Complete"</w:t>
       </w:r>
       <w:r>
         <w:rPr>
@@ -3009,15 +2918,7 @@
           <w:sz w:val="28"/>
           <w:szCs w:val="28"/>
         </w:rPr>
-        <w:t xml:space="preserve">Αφαιρέθηκε η εναλλακτική ροή 3 </w:t>
-      </w:r>
-      <w:r>
-        <w:rPr>
-          <w:rFonts w:ascii="Bahnschrift Light" w:hAnsi="Bahnschrift Light"/>
-          <w:sz w:val="28"/>
-          <w:szCs w:val="28"/>
-        </w:rPr>
-        <w:t>λόγω ότι δεν παίζει ρόλο η διαθεσιμότητα.</w:t>
+        <w:t>Αφαιρέθηκε η εναλλακτική ροή 3 λόγω ότι δεν παίζει ρόλο η διαθεσιμότητα.</w:t>
       </w:r>
     </w:p>
     <w:p>
@@ -3061,39 +2962,7 @@
           <w:sz w:val="28"/>
           <w:szCs w:val="28"/>
         </w:rPr>
-        <w:t>Προστέθηκε η εναλλακτική ροή 3</w:t>
-      </w:r>
-      <w:r>
-        <w:rPr>
-          <w:rFonts w:ascii="Bahnschrift Light" w:hAnsi="Bahnschrift Light"/>
-          <w:sz w:val="28"/>
-          <w:szCs w:val="28"/>
-        </w:rPr>
-        <w:t>.1</w:t>
-      </w:r>
-      <w:r>
-        <w:rPr>
-          <w:rFonts w:ascii="Bahnschrift Light" w:hAnsi="Bahnschrift Light"/>
-          <w:sz w:val="28"/>
-          <w:szCs w:val="28"/>
-        </w:rPr>
-        <w:t xml:space="preserve"> για να μπορεί να υπάρχει </w:t>
-      </w:r>
-      <w:r>
-        <w:rPr>
-          <w:rFonts w:ascii="Bahnschrift Light" w:hAnsi="Bahnschrift Light"/>
-          <w:sz w:val="28"/>
-          <w:szCs w:val="28"/>
-        </w:rPr>
-        <w:t>έλεγχος αν η πλειοψηφία συμφωνεί με την εισαγωγή</w:t>
-      </w:r>
-      <w:r>
-        <w:rPr>
-          <w:rFonts w:ascii="Bahnschrift Light" w:hAnsi="Bahnschrift Light"/>
-          <w:sz w:val="28"/>
-          <w:szCs w:val="28"/>
-        </w:rPr>
-        <w:t>.</w:t>
+        <w:t>Προστέθηκε η εναλλακτική ροή 3.1 για να μπορεί να υπάρχει έλεγχος αν η πλειοψηφία συμφωνεί με την εισαγωγή.</w:t>
       </w:r>
     </w:p>
     <w:p>
@@ -3115,39 +2984,7 @@
           <w:sz w:val="28"/>
           <w:szCs w:val="28"/>
         </w:rPr>
-        <w:t xml:space="preserve">Προστέθηκε η εναλλακτική ροή </w:t>
-      </w:r>
-      <w:r>
-        <w:rPr>
-          <w:rFonts w:ascii="Bahnschrift Light" w:hAnsi="Bahnschrift Light"/>
-          <w:sz w:val="28"/>
-          <w:szCs w:val="28"/>
-        </w:rPr>
-        <w:t>4</w:t>
-      </w:r>
-      <w:r>
-        <w:rPr>
-          <w:rFonts w:ascii="Bahnschrift Light" w:hAnsi="Bahnschrift Light"/>
-          <w:sz w:val="28"/>
-          <w:szCs w:val="28"/>
-        </w:rPr>
-        <w:t xml:space="preserve"> για να μπορεί να υπάρχει </w:t>
-      </w:r>
-      <w:r>
-        <w:rPr>
-          <w:rFonts w:ascii="Bahnschrift Light" w:hAnsi="Bahnschrift Light"/>
-          <w:sz w:val="28"/>
-          <w:szCs w:val="28"/>
-        </w:rPr>
-        <w:t>διαγραφή</w:t>
-      </w:r>
-      <w:r>
-        <w:rPr>
-          <w:rFonts w:ascii="Bahnschrift Light" w:hAnsi="Bahnschrift Light"/>
-          <w:sz w:val="28"/>
-          <w:szCs w:val="28"/>
-        </w:rPr>
-        <w:t xml:space="preserve"> προνομίων.</w:t>
+        <w:t>Προστέθηκε η εναλλακτική ροή 4 για να μπορεί να υπάρχει διαγραφή προνομίων.</w:t>
       </w:r>
     </w:p>
     <w:p>
@@ -3169,39 +3006,7 @@
           <w:sz w:val="28"/>
           <w:szCs w:val="28"/>
         </w:rPr>
-        <w:t>Προστέθηκε η εναλλακτική ροή 4</w:t>
-      </w:r>
-      <w:r>
-        <w:rPr>
-          <w:rFonts w:ascii="Bahnschrift Light" w:hAnsi="Bahnschrift Light"/>
-          <w:sz w:val="28"/>
-          <w:szCs w:val="28"/>
-        </w:rPr>
-        <w:t>.1</w:t>
-      </w:r>
-      <w:r>
-        <w:rPr>
-          <w:rFonts w:ascii="Bahnschrift Light" w:hAnsi="Bahnschrift Light"/>
-          <w:sz w:val="28"/>
-          <w:szCs w:val="28"/>
-        </w:rPr>
-        <w:t xml:space="preserve"> για να μπορεί να </w:t>
-      </w:r>
-      <w:r>
-        <w:rPr>
-          <w:rFonts w:ascii="Bahnschrift Light" w:hAnsi="Bahnschrift Light"/>
-          <w:sz w:val="28"/>
-          <w:szCs w:val="28"/>
-        </w:rPr>
-        <w:t>απορριφθεί η</w:t>
-      </w:r>
-      <w:r>
-        <w:rPr>
-          <w:rFonts w:ascii="Bahnschrift Light" w:hAnsi="Bahnschrift Light"/>
-          <w:sz w:val="28"/>
-          <w:szCs w:val="28"/>
-        </w:rPr>
-        <w:t xml:space="preserve"> διαγραφή προνομίων.</w:t>
+        <w:t>Προστέθηκε η εναλλακτική ροή 4.1 για να μπορεί να απορριφθεί η διαγραφή προνομίων.</w:t>
       </w:r>
       <w:r>
         <w:rPr>
@@ -3247,7 +3052,6 @@
           <w:lang w:bidi="he-IL"/>
         </w:rPr>
       </w:pPr>
-      <w:proofErr w:type="spellStart"/>
       <w:r>
         <w:rPr>
           <w:rFonts w:ascii="Bahnschrift Light" w:hAnsi="Bahnschrift Light"/>
@@ -3255,37 +3059,7 @@
           <w:szCs w:val="24"/>
           <w:lang w:bidi="he-IL"/>
         </w:rPr>
-        <w:t>Use</w:t>
-      </w:r>
-      <w:proofErr w:type="spellEnd"/>
-      <w:r>
-        <w:rPr>
-          <w:rFonts w:ascii="Bahnschrift Light" w:hAnsi="Bahnschrift Light"/>
-          <w:sz w:val="24"/>
-          <w:szCs w:val="24"/>
-          <w:lang w:bidi="he-IL"/>
-        </w:rPr>
-        <w:t xml:space="preserve"> </w:t>
-      </w:r>
-      <w:proofErr w:type="spellStart"/>
-      <w:r>
-        <w:rPr>
-          <w:rFonts w:ascii="Bahnschrift Light" w:hAnsi="Bahnschrift Light"/>
-          <w:sz w:val="24"/>
-          <w:szCs w:val="24"/>
-          <w:lang w:bidi="he-IL"/>
-        </w:rPr>
-        <w:t>Case</w:t>
-      </w:r>
-      <w:proofErr w:type="spellEnd"/>
-      <w:r>
-        <w:rPr>
-          <w:rFonts w:ascii="Bahnschrift Light" w:hAnsi="Bahnschrift Light"/>
-          <w:sz w:val="24"/>
-          <w:szCs w:val="24"/>
-          <w:lang w:bidi="he-IL"/>
-        </w:rPr>
-        <w:t xml:space="preserve"> 6: Πόντοι</w:t>
+        <w:t>Use Case 6: Πόντοι</w:t>
       </w:r>
     </w:p>
     <w:p>
@@ -3521,25 +3295,7 @@
           <w:sz w:val="24"/>
           <w:szCs w:val="24"/>
         </w:rPr>
-        <w:t>και πατάει το “</w:t>
-      </w:r>
-      <w:proofErr w:type="spellStart"/>
-      <w:r>
-        <w:rPr>
-          <w:rFonts w:ascii="Bahnschrift Light" w:hAnsi="Bahnschrift Light"/>
-          <w:sz w:val="24"/>
-          <w:szCs w:val="24"/>
-        </w:rPr>
-        <w:t>buy</w:t>
-      </w:r>
-      <w:proofErr w:type="spellEnd"/>
-      <w:r>
-        <w:rPr>
-          <w:rFonts w:ascii="Bahnschrift Light" w:hAnsi="Bahnschrift Light"/>
-          <w:sz w:val="24"/>
-          <w:szCs w:val="24"/>
-        </w:rPr>
-        <w:t>”.</w:t>
+        <w:t>και πατάει το “buy”.</w:t>
       </w:r>
     </w:p>
     <w:p>
@@ -4478,7 +4234,6 @@
         </w:rPr>
         <w:t>_N</w:t>
       </w:r>
-      <w:proofErr w:type="spellStart"/>
       <w:r>
         <w:rPr>
           <w:rFonts w:ascii="Bahnschrift Light" w:hAnsi="Bahnschrift Light"/>
@@ -4489,7 +4244,6 @@
         </w:rPr>
         <w:t>ame</w:t>
       </w:r>
-      <w:proofErr w:type="spellEnd"/>
       <w:r>
         <w:rPr>
           <w:rFonts w:ascii="Bahnschrift Light" w:hAnsi="Bahnschrift Light"/>
@@ -4499,7 +4253,6 @@
         </w:rPr>
         <w:t>), πόντοι(P</w:t>
       </w:r>
-      <w:proofErr w:type="spellStart"/>
       <w:r>
         <w:rPr>
           <w:rFonts w:ascii="Bahnschrift Light" w:hAnsi="Bahnschrift Light"/>
@@ -4510,7 +4263,6 @@
         </w:rPr>
         <w:t>oints</w:t>
       </w:r>
-      <w:proofErr w:type="spellEnd"/>
       <w:r>
         <w:rPr>
           <w:rFonts w:ascii="Bahnschrift Light" w:hAnsi="Bahnschrift Light"/>
@@ -5475,23 +5227,29 @@
           <w:sz w:val="28"/>
           <w:szCs w:val="28"/>
         </w:rPr>
-        <w:t xml:space="preserve">Αφαιρέθηκε η εναλλακτική ροή 3.2 </w:t>
-      </w:r>
-      <w:r>
+        <w:t>Αφαιρέθηκε η εναλλακτική ροή 3.2 λόγω απλούστευσης της σχεδίασης της εφαρμογής.</w:t>
+      </w:r>
+    </w:p>
+    <w:p>
+      <w:pPr>
+        <w:pStyle w:val="a6"/>
+        <w:numPr>
+          <w:ilvl w:val="0"/>
+          <w:numId w:val="27"/>
+        </w:numPr>
         <w:rPr>
           <w:rFonts w:ascii="Bahnschrift Light" w:hAnsi="Bahnschrift Light"/>
           <w:sz w:val="28"/>
           <w:szCs w:val="28"/>
         </w:rPr>
-        <w:t>λόγω απλούστευσης της σχεδίασης της εφαρμογής.</w:t>
-      </w:r>
+      </w:pPr>
       <w:r>
         <w:rPr>
           <w:rFonts w:ascii="Bahnschrift Light" w:hAnsi="Bahnschrift Light"/>
           <w:sz w:val="28"/>
           <w:szCs w:val="28"/>
         </w:rPr>
-        <w:t xml:space="preserve"> </w:t>
+        <w:t>Προσθήκη της παραδοχής λόγω της σχεδίασης.</w:t>
       </w:r>
     </w:p>
     <w:p>
@@ -5530,7 +5288,6 @@
           <w:lang w:bidi="he-IL"/>
         </w:rPr>
       </w:pPr>
-      <w:proofErr w:type="spellStart"/>
       <w:r>
         <w:rPr>
           <w:rFonts w:ascii="Bahnschrift Light" w:hAnsi="Bahnschrift Light"/>
@@ -5538,37 +5295,37 @@
           <w:szCs w:val="24"/>
           <w:lang w:bidi="he-IL"/>
         </w:rPr>
-        <w:t>Use</w:t>
-      </w:r>
-      <w:proofErr w:type="spellEnd"/>
-      <w:r>
-        <w:rPr>
-          <w:rFonts w:ascii="Bahnschrift Light" w:hAnsi="Bahnschrift Light"/>
-          <w:sz w:val="24"/>
-          <w:szCs w:val="24"/>
-          <w:lang w:bidi="he-IL"/>
-        </w:rPr>
-        <w:t xml:space="preserve"> </w:t>
-      </w:r>
-      <w:proofErr w:type="spellStart"/>
-      <w:r>
-        <w:rPr>
-          <w:rFonts w:ascii="Bahnschrift Light" w:hAnsi="Bahnschrift Light"/>
-          <w:sz w:val="24"/>
-          <w:szCs w:val="24"/>
-          <w:lang w:bidi="he-IL"/>
-        </w:rPr>
-        <w:t>Case</w:t>
-      </w:r>
-      <w:proofErr w:type="spellEnd"/>
-      <w:r>
-        <w:rPr>
-          <w:rFonts w:ascii="Bahnschrift Light" w:hAnsi="Bahnschrift Light"/>
-          <w:sz w:val="24"/>
-          <w:szCs w:val="24"/>
-          <w:lang w:bidi="he-IL"/>
-        </w:rPr>
-        <w:t xml:space="preserve"> 11: Δημιουργία Αγγελίας</w:t>
+        <w:t>Use Case 11: Δημιουργία Αγγελίας</w:t>
+      </w:r>
+    </w:p>
+    <w:p>
+      <w:pPr>
+        <w:jc w:val="both"/>
+        <w:rPr>
+          <w:rFonts w:ascii="Bahnschrift Light" w:hAnsi="Bahnschrift Light"/>
+          <w:sz w:val="24"/>
+          <w:szCs w:val="24"/>
+        </w:rPr>
+      </w:pPr>
+      <w:r>
+        <w:rPr>
+          <w:rFonts w:ascii="Bahnschrift Light" w:hAnsi="Bahnschrift Light"/>
+          <w:b/>
+          <w:bCs/>
+          <w:sz w:val="24"/>
+          <w:szCs w:val="24"/>
+          <w:highlight w:val="darkBlue"/>
+        </w:rPr>
+        <w:t xml:space="preserve">Παραδοχές: </w:t>
+      </w:r>
+      <w:r>
+        <w:rPr>
+          <w:rFonts w:ascii="Bahnschrift Light" w:hAnsi="Bahnschrift Light"/>
+          <w:sz w:val="24"/>
+          <w:szCs w:val="24"/>
+          <w:highlight w:val="darkBlue"/>
+        </w:rPr>
+        <w:t>Για να μπορέσει κάποιος να δημιουργήσει αγγελία πρέπει να μην είναι σε δωμάτιο.</w:t>
       </w:r>
     </w:p>
     <w:p>
@@ -5804,115 +5561,7 @@
           <w:sz w:val="24"/>
           <w:szCs w:val="24"/>
         </w:rPr>
-        <w:t>με πεδία για την περιγραφή (</w:t>
-      </w:r>
-      <w:proofErr w:type="spellStart"/>
-      <w:r>
-        <w:rPr>
-          <w:rFonts w:ascii="Bahnschrift Light" w:hAnsi="Bahnschrift Light"/>
-          <w:sz w:val="24"/>
-          <w:szCs w:val="24"/>
-        </w:rPr>
-        <w:t>Description</w:t>
-      </w:r>
-      <w:proofErr w:type="spellEnd"/>
-      <w:r>
-        <w:rPr>
-          <w:rFonts w:ascii="Bahnschrift Light" w:hAnsi="Bahnschrift Light"/>
-          <w:sz w:val="24"/>
-          <w:szCs w:val="24"/>
-        </w:rPr>
-        <w:t>), τοποθεσία (</w:t>
-      </w:r>
-      <w:proofErr w:type="spellStart"/>
-      <w:r>
-        <w:rPr>
-          <w:rFonts w:ascii="Bahnschrift Light" w:hAnsi="Bahnschrift Light"/>
-          <w:sz w:val="24"/>
-          <w:szCs w:val="24"/>
-        </w:rPr>
-        <w:t>Location</w:t>
-      </w:r>
-      <w:proofErr w:type="spellEnd"/>
-      <w:r>
-        <w:rPr>
-          <w:rFonts w:ascii="Bahnschrift Light" w:hAnsi="Bahnschrift Light"/>
-          <w:sz w:val="24"/>
-          <w:szCs w:val="24"/>
-        </w:rPr>
-        <w:t>) , ενοίκιο (</w:t>
-      </w:r>
-      <w:proofErr w:type="spellStart"/>
-      <w:r>
-        <w:rPr>
-          <w:rFonts w:ascii="Bahnschrift Light" w:hAnsi="Bahnschrift Light"/>
-          <w:sz w:val="24"/>
-          <w:szCs w:val="24"/>
-        </w:rPr>
-        <w:t>Rent</w:t>
-      </w:r>
-      <w:proofErr w:type="spellEnd"/>
-      <w:r>
-        <w:rPr>
-          <w:rFonts w:ascii="Bahnschrift Light" w:hAnsi="Bahnschrift Light"/>
-          <w:sz w:val="24"/>
-          <w:szCs w:val="24"/>
-        </w:rPr>
-        <w:t>), τον αριθμό των συγκατοίκων που αναζητεί ο χρήστης (</w:t>
-      </w:r>
-      <w:proofErr w:type="spellStart"/>
-      <w:r>
-        <w:rPr>
-          <w:rFonts w:ascii="Bahnschrift Light" w:hAnsi="Bahnschrift Light"/>
-          <w:sz w:val="24"/>
-          <w:szCs w:val="24"/>
-        </w:rPr>
-        <w:t>Roommates</w:t>
-      </w:r>
-      <w:proofErr w:type="spellEnd"/>
-      <w:r>
-        <w:rPr>
-          <w:rFonts w:ascii="Bahnschrift Light" w:hAnsi="Bahnschrift Light"/>
-          <w:sz w:val="24"/>
-          <w:szCs w:val="24"/>
-        </w:rPr>
-        <w:t xml:space="preserve"> </w:t>
-      </w:r>
-      <w:proofErr w:type="spellStart"/>
-      <w:r>
-        <w:rPr>
-          <w:rFonts w:ascii="Bahnschrift Light" w:hAnsi="Bahnschrift Light"/>
-          <w:sz w:val="24"/>
-          <w:szCs w:val="24"/>
-        </w:rPr>
-        <w:t>wanted</w:t>
-      </w:r>
-      <w:proofErr w:type="spellEnd"/>
-      <w:r>
-        <w:rPr>
-          <w:rFonts w:ascii="Bahnschrift Light" w:hAnsi="Bahnschrift Light"/>
-          <w:sz w:val="24"/>
-          <w:szCs w:val="24"/>
-        </w:rPr>
-        <w:t xml:space="preserve">) και τη διεύθυνση του σπιτιού (House </w:t>
-      </w:r>
-      <w:proofErr w:type="spellStart"/>
-      <w:r>
-        <w:rPr>
-          <w:rFonts w:ascii="Bahnschrift Light" w:hAnsi="Bahnschrift Light"/>
-          <w:sz w:val="24"/>
-          <w:szCs w:val="24"/>
-        </w:rPr>
-        <w:t>address</w:t>
-      </w:r>
-      <w:proofErr w:type="spellEnd"/>
-      <w:r>
-        <w:rPr>
-          <w:rFonts w:ascii="Bahnschrift Light" w:hAnsi="Bahnschrift Light"/>
-          <w:sz w:val="24"/>
-          <w:szCs w:val="24"/>
-        </w:rPr>
-        <w:t>)</w:t>
+        <w:t>με πεδία για την περιγραφή (Description), τοποθεσία (Location) , ενοίκιο (Rent), τον αριθμό των συγκατοίκων που αναζητεί ο χρήστης (Roommates wanted) και τη διεύθυνση του σπιτιού (House address)</w:t>
       </w:r>
       <w:r>
         <w:rPr>
@@ -6376,7 +6025,6 @@
           <w:szCs w:val="24"/>
           <w:u w:val="single"/>
         </w:rPr>
-        <w:lastRenderedPageBreak/>
         <w:t>Εναλλακτική Ροή 1:</w:t>
       </w:r>
     </w:p>
@@ -6509,7 +6157,7 @@
           <w:rFonts w:ascii="Bahnschrift Light" w:hAnsi="Bahnschrift Light"/>
           <w:sz w:val="24"/>
           <w:szCs w:val="24"/>
-          <w:highlight w:val="red"/>
+          <w:highlight w:val="darkBlue"/>
         </w:rPr>
         <w:t>4</w:t>
       </w:r>
@@ -7400,6 +7048,7 @@
           <w:szCs w:val="24"/>
           <w:highlight w:val="red"/>
         </w:rPr>
+        <w:lastRenderedPageBreak/>
         <w:t xml:space="preserve">Η περίπτωση χρήσης συνεχίζει από το βήμα </w:t>
       </w:r>
       <w:r>
@@ -7464,7 +7113,6 @@
           <w:highlight w:val="red"/>
           <w:u w:val="single"/>
         </w:rPr>
-        <w:lastRenderedPageBreak/>
         <w:t>Εναλλακτική Ροή 3.</w:t>
       </w:r>
       <w:r>
@@ -10859,7 +10507,6 @@
   <w:style w:type="character" w:default="1" w:styleId="a0">
     <w:name w:val="Default Paragraph Font"/>
     <w:uiPriority w:val="1"/>
-    <w:semiHidden/>
     <w:unhideWhenUsed/>
   </w:style>
   <w:style w:type="table" w:default="1" w:styleId="a1">

--- a/Use_cases_GIA/Use_cases_4_6_11_v1.1.docx
+++ b/Use_cases_GIA/Use_cases_4_6_11_v1.1.docx
@@ -205,6 +205,7 @@
           <w:lang w:bidi="he-IL"/>
         </w:rPr>
       </w:pPr>
+      <w:proofErr w:type="spellStart"/>
       <w:r>
         <w:rPr>
           <w:rFonts w:ascii="Bahnschrift Light" w:hAnsi="Bahnschrift Light"/>
@@ -212,7 +213,37 @@
           <w:szCs w:val="24"/>
           <w:lang w:bidi="he-IL"/>
         </w:rPr>
-        <w:t>Use Case 4: Αγγαρείες</w:t>
+        <w:t>Use</w:t>
+      </w:r>
+      <w:proofErr w:type="spellEnd"/>
+      <w:r>
+        <w:rPr>
+          <w:rFonts w:ascii="Bahnschrift Light" w:hAnsi="Bahnschrift Light"/>
+          <w:sz w:val="24"/>
+          <w:szCs w:val="24"/>
+          <w:lang w:bidi="he-IL"/>
+        </w:rPr>
+        <w:t xml:space="preserve"> </w:t>
+      </w:r>
+      <w:proofErr w:type="spellStart"/>
+      <w:r>
+        <w:rPr>
+          <w:rFonts w:ascii="Bahnschrift Light" w:hAnsi="Bahnschrift Light"/>
+          <w:sz w:val="24"/>
+          <w:szCs w:val="24"/>
+          <w:lang w:bidi="he-IL"/>
+        </w:rPr>
+        <w:t>Case</w:t>
+      </w:r>
+      <w:proofErr w:type="spellEnd"/>
+      <w:r>
+        <w:rPr>
+          <w:rFonts w:ascii="Bahnschrift Light" w:hAnsi="Bahnschrift Light"/>
+          <w:sz w:val="24"/>
+          <w:szCs w:val="24"/>
+          <w:lang w:bidi="he-IL"/>
+        </w:rPr>
+        <w:t xml:space="preserve"> 4: Αγγαρείες</w:t>
       </w:r>
     </w:p>
     <w:p>
@@ -255,7 +286,7 @@
           <w:rFonts w:ascii="Bahnschrift Light" w:hAnsi="Bahnschrift Light"/>
           <w:sz w:val="24"/>
           <w:szCs w:val="24"/>
-          <w:highlight w:val="red"/>
+          <w:highlight w:val="darkBlue"/>
         </w:rPr>
         <w:t xml:space="preserve">από τους χρήστες βάζοντας νέα </w:t>
       </w:r>
@@ -264,7 +295,7 @@
           <w:rFonts w:ascii="Bahnschrift Light" w:hAnsi="Bahnschrift Light"/>
           <w:sz w:val="24"/>
           <w:szCs w:val="24"/>
-          <w:highlight w:val="red"/>
+          <w:highlight w:val="darkBlue"/>
           <w:lang w:val="en-US"/>
         </w:rPr>
         <w:t>chore</w:t>
@@ -274,7 +305,7 @@
           <w:rFonts w:ascii="Bahnschrift Light" w:hAnsi="Bahnschrift Light"/>
           <w:sz w:val="24"/>
           <w:szCs w:val="24"/>
-          <w:highlight w:val="red"/>
+          <w:highlight w:val="darkBlue"/>
         </w:rPr>
         <w:t xml:space="preserve"> στο δωμάτιο</w:t>
       </w:r>
@@ -359,15 +390,15 @@
           <w:rFonts w:ascii="Bahnschrift Light" w:hAnsi="Bahnschrift Light"/>
           <w:sz w:val="24"/>
           <w:szCs w:val="24"/>
-          <w:highlight w:val="red"/>
-        </w:rPr>
-      </w:pPr>
-      <w:r>
-        <w:rPr>
-          <w:rFonts w:ascii="Bahnschrift Light" w:hAnsi="Bahnschrift Light"/>
-          <w:sz w:val="24"/>
-          <w:szCs w:val="24"/>
-          <w:highlight w:val="red"/>
+          <w:highlight w:val="darkBlue"/>
+        </w:rPr>
+      </w:pPr>
+      <w:r>
+        <w:rPr>
+          <w:rFonts w:ascii="Bahnschrift Light" w:hAnsi="Bahnschrift Light"/>
+          <w:sz w:val="24"/>
+          <w:szCs w:val="24"/>
+          <w:highlight w:val="darkBlue"/>
         </w:rPr>
         <w:t>Ο χρήστης επιλέγει το κουμπί Ανάθεσης Αγγαρείας από την Οθόνη Αγγαρειών.</w:t>
       </w:r>
@@ -399,7 +430,7 @@
           <w:rFonts w:ascii="Bahnschrift Light" w:hAnsi="Bahnschrift Light"/>
           <w:sz w:val="24"/>
           <w:szCs w:val="24"/>
-          <w:highlight w:val="red"/>
+          <w:highlight w:val="darkBlue"/>
         </w:rPr>
         <w:t>αγγαρείες</w:t>
       </w:r>
@@ -424,7 +455,7 @@
           <w:rFonts w:ascii="Bahnschrift Light" w:hAnsi="Bahnschrift Light"/>
           <w:sz w:val="24"/>
           <w:szCs w:val="24"/>
-          <w:highlight w:val="red"/>
+          <w:highlight w:val="darkBlue"/>
         </w:rPr>
         <w:t>Αγγαρεία</w:t>
       </w:r>
@@ -473,7 +504,7 @@
           <w:rFonts w:ascii="Bahnschrift Light" w:hAnsi="Bahnschrift Light"/>
           <w:sz w:val="24"/>
           <w:szCs w:val="24"/>
-          <w:highlight w:val="red"/>
+          <w:highlight w:val="darkBlue"/>
         </w:rPr>
         <w:t>Αγγαρεία</w:t>
       </w:r>
@@ -624,7 +655,7 @@
           <w:rFonts w:ascii="Bahnschrift Light" w:hAnsi="Bahnschrift Light"/>
           <w:sz w:val="24"/>
           <w:szCs w:val="24"/>
-          <w:highlight w:val="red"/>
+          <w:highlight w:val="darkBlue"/>
         </w:rPr>
         <w:t>αγγαρείας</w:t>
       </w:r>
@@ -633,6 +664,7 @@
           <w:rFonts w:ascii="Bahnschrift Light" w:hAnsi="Bahnschrift Light"/>
           <w:sz w:val="24"/>
           <w:szCs w:val="24"/>
+          <w:highlight w:val="darkBlue"/>
         </w:rPr>
         <w:t>(</w:t>
       </w:r>
@@ -641,7 +673,7 @@
           <w:rFonts w:ascii="Bahnschrift Light" w:hAnsi="Bahnschrift Light"/>
           <w:sz w:val="24"/>
           <w:szCs w:val="24"/>
-          <w:highlight w:val="red"/>
+          <w:highlight w:val="darkBlue"/>
         </w:rPr>
         <w:t>Αγγαρεία</w:t>
       </w:r>
@@ -728,7 +760,7 @@
           <w:rFonts w:ascii="Bahnschrift Light" w:hAnsi="Bahnschrift Light"/>
           <w:sz w:val="24"/>
           <w:szCs w:val="24"/>
-          <w:highlight w:val="red"/>
+          <w:highlight w:val="darkBlue"/>
         </w:rPr>
         <w:t>αγγαρεία</w:t>
       </w:r>
@@ -738,7 +770,25 @@
           <w:sz w:val="24"/>
           <w:szCs w:val="24"/>
         </w:rPr>
-        <w:t xml:space="preserve"> και επιλέγει "Complete"</w:t>
+        <w:t xml:space="preserve"> και επιλέγει "</w:t>
+      </w:r>
+      <w:proofErr w:type="spellStart"/>
+      <w:r>
+        <w:rPr>
+          <w:rFonts w:ascii="Bahnschrift Light" w:hAnsi="Bahnschrift Light"/>
+          <w:sz w:val="24"/>
+          <w:szCs w:val="24"/>
+        </w:rPr>
+        <w:t>Complete</w:t>
+      </w:r>
+      <w:proofErr w:type="spellEnd"/>
+      <w:r>
+        <w:rPr>
+          <w:rFonts w:ascii="Bahnschrift Light" w:hAnsi="Bahnschrift Light"/>
+          <w:sz w:val="24"/>
+          <w:szCs w:val="24"/>
+        </w:rPr>
+        <w:t>"</w:t>
       </w:r>
       <w:r>
         <w:rPr>
@@ -777,15 +827,15 @@
           <w:rFonts w:ascii="Bahnschrift Light" w:hAnsi="Bahnschrift Light"/>
           <w:sz w:val="24"/>
           <w:szCs w:val="24"/>
-          <w:highlight w:val="red"/>
-        </w:rPr>
-      </w:pPr>
-      <w:r>
-        <w:rPr>
-          <w:rFonts w:ascii="Bahnschrift Light" w:hAnsi="Bahnschrift Light"/>
-          <w:sz w:val="24"/>
-          <w:szCs w:val="24"/>
-          <w:highlight w:val="red"/>
+          <w:highlight w:val="darkBlue"/>
+        </w:rPr>
+      </w:pPr>
+      <w:r>
+        <w:rPr>
+          <w:rFonts w:ascii="Bahnschrift Light" w:hAnsi="Bahnschrift Light"/>
+          <w:sz w:val="24"/>
+          <w:szCs w:val="24"/>
+          <w:highlight w:val="darkBlue"/>
         </w:rPr>
         <w:t xml:space="preserve">Το σύστημα δίνει τη δυνατότητα ψήφου στο χρήστη. </w:t>
       </w:r>
@@ -825,7 +875,7 @@
           <w:rFonts w:ascii="Bahnschrift Light" w:hAnsi="Bahnschrift Light"/>
           <w:sz w:val="24"/>
           <w:szCs w:val="24"/>
-          <w:highlight w:val="red"/>
+          <w:highlight w:val="darkBlue"/>
         </w:rPr>
         <w:t>αγγαρείας</w:t>
       </w:r>
@@ -1127,7 +1177,7 @@
           <w:rFonts w:ascii="Bahnschrift Light" w:hAnsi="Bahnschrift Light"/>
           <w:sz w:val="24"/>
           <w:szCs w:val="24"/>
-          <w:highlight w:val="red"/>
+          <w:highlight w:val="darkBlue"/>
         </w:rPr>
         <w:t>αγγαρειών</w:t>
       </w:r>
@@ -1152,7 +1202,7 @@
           <w:rFonts w:ascii="Bahnschrift Light" w:hAnsi="Bahnschrift Light"/>
           <w:sz w:val="24"/>
           <w:szCs w:val="24"/>
-          <w:highlight w:val="red"/>
+          <w:highlight w:val="darkBlue"/>
         </w:rPr>
         <w:t>Αγγαρεία</w:t>
       </w:r>
@@ -1256,7 +1306,7 @@
           <w:rFonts w:ascii="Bahnschrift Light" w:hAnsi="Bahnschrift Light"/>
           <w:sz w:val="24"/>
           <w:szCs w:val="24"/>
-          <w:highlight w:val="red"/>
+          <w:highlight w:val="darkBlue"/>
         </w:rPr>
         <w:t>αγγαρεία</w:t>
       </w:r>
@@ -1337,7 +1387,7 @@
           <w:rFonts w:ascii="Bahnschrift Light" w:hAnsi="Bahnschrift Light"/>
           <w:sz w:val="24"/>
           <w:szCs w:val="24"/>
-          <w:highlight w:val="red"/>
+          <w:highlight w:val="darkBlue"/>
         </w:rPr>
         <w:t>αγγαρείας</w:t>
       </w:r>
@@ -1475,25 +1525,16 @@
           <w:rFonts w:ascii="Bahnschrift Light" w:hAnsi="Bahnschrift Light"/>
           <w:sz w:val="24"/>
           <w:szCs w:val="24"/>
-          <w:highlight w:val="red"/>
-        </w:rPr>
-        <w:t>βήμα</w:t>
-      </w:r>
-      <w:r>
-        <w:rPr>
-          <w:rFonts w:ascii="Bahnschrift Light" w:hAnsi="Bahnschrift Light"/>
-          <w:sz w:val="24"/>
-          <w:szCs w:val="24"/>
-          <w:highlight w:val="red"/>
-        </w:rPr>
-        <w:t xml:space="preserve"> </w:t>
-      </w:r>
-      <w:r>
-        <w:rPr>
-          <w:rFonts w:ascii="Bahnschrift Light" w:hAnsi="Bahnschrift Light"/>
-          <w:sz w:val="24"/>
-          <w:szCs w:val="24"/>
-          <w:highlight w:val="red"/>
+          <w:highlight w:val="darkBlue"/>
+        </w:rPr>
+        <w:t xml:space="preserve">βήμα </w:t>
+      </w:r>
+      <w:r>
+        <w:rPr>
+          <w:rFonts w:ascii="Bahnschrift Light" w:hAnsi="Bahnschrift Light"/>
+          <w:sz w:val="24"/>
+          <w:szCs w:val="24"/>
+          <w:highlight w:val="darkBlue"/>
         </w:rPr>
         <w:t>5</w:t>
       </w:r>
@@ -1536,7 +1577,7 @@
           <w:strike/>
           <w:sz w:val="24"/>
           <w:szCs w:val="24"/>
-          <w:highlight w:val="red"/>
+          <w:highlight w:val="darkBlue"/>
           <w:u w:val="single"/>
         </w:rPr>
       </w:pPr>
@@ -1546,7 +1587,7 @@
           <w:strike/>
           <w:sz w:val="24"/>
           <w:szCs w:val="24"/>
-          <w:highlight w:val="red"/>
+          <w:highlight w:val="darkBlue"/>
           <w:u w:val="single"/>
         </w:rPr>
         <w:t xml:space="preserve">Εναλλακτική Ροή </w:t>
@@ -1557,7 +1598,7 @@
           <w:strike/>
           <w:sz w:val="24"/>
           <w:szCs w:val="24"/>
-          <w:highlight w:val="red"/>
+          <w:highlight w:val="darkBlue"/>
           <w:u w:val="single"/>
           <w:lang w:val="en-US"/>
         </w:rPr>
@@ -1569,7 +1610,7 @@
           <w:strike/>
           <w:sz w:val="24"/>
           <w:szCs w:val="24"/>
-          <w:highlight w:val="red"/>
+          <w:highlight w:val="darkBlue"/>
           <w:u w:val="single"/>
         </w:rPr>
         <w:t xml:space="preserve">: </w:t>
@@ -1589,7 +1630,7 @@
           <w:strike/>
           <w:sz w:val="24"/>
           <w:szCs w:val="24"/>
-          <w:highlight w:val="red"/>
+          <w:highlight w:val="darkBlue"/>
         </w:rPr>
       </w:pPr>
       <w:r>
@@ -1598,7 +1639,7 @@
           <w:strike/>
           <w:sz w:val="24"/>
           <w:szCs w:val="24"/>
-          <w:highlight w:val="red"/>
+          <w:highlight w:val="darkBlue"/>
         </w:rPr>
         <w:t>Ο χρήστης επιλέγει “</w:t>
       </w:r>
@@ -1608,7 +1649,7 @@
           <w:strike/>
           <w:sz w:val="24"/>
           <w:szCs w:val="24"/>
-          <w:highlight w:val="red"/>
+          <w:highlight w:val="darkBlue"/>
         </w:rPr>
         <w:t>Αναφορά</w:t>
       </w:r>
@@ -1618,7 +1659,7 @@
           <w:strike/>
           <w:sz w:val="24"/>
           <w:szCs w:val="24"/>
-          <w:highlight w:val="red"/>
+          <w:highlight w:val="darkBlue"/>
         </w:rPr>
         <w:t>” στην Οθόνη Αγγαρειών.</w:t>
       </w:r>
@@ -1637,7 +1678,7 @@
           <w:strike/>
           <w:sz w:val="24"/>
           <w:szCs w:val="24"/>
-          <w:highlight w:val="red"/>
+          <w:highlight w:val="darkBlue"/>
         </w:rPr>
       </w:pPr>
       <w:r>
@@ -1646,7 +1687,7 @@
           <w:strike/>
           <w:sz w:val="24"/>
           <w:szCs w:val="24"/>
-          <w:highlight w:val="red"/>
+          <w:highlight w:val="darkBlue"/>
         </w:rPr>
         <w:t>Το σύστημα εμφανίζει την Οθόνη Αναφοράς.</w:t>
       </w:r>
@@ -1665,7 +1706,7 @@
           <w:strike/>
           <w:sz w:val="24"/>
           <w:szCs w:val="24"/>
-          <w:highlight w:val="red"/>
+          <w:highlight w:val="darkBlue"/>
         </w:rPr>
       </w:pPr>
       <w:r>
@@ -1674,7 +1715,7 @@
           <w:strike/>
           <w:sz w:val="24"/>
           <w:szCs w:val="24"/>
-          <w:highlight w:val="red"/>
+          <w:highlight w:val="darkBlue"/>
         </w:rPr>
         <w:t>Ο χρήστης συμπληρώνει το λόγο της αναφοράς στην Οθόνη Αναφοράς.</w:t>
       </w:r>
@@ -1693,7 +1734,7 @@
           <w:strike/>
           <w:sz w:val="24"/>
           <w:szCs w:val="24"/>
-          <w:highlight w:val="red"/>
+          <w:highlight w:val="darkBlue"/>
         </w:rPr>
       </w:pPr>
       <w:r>
@@ -1702,7 +1743,7 @@
           <w:strike/>
           <w:sz w:val="24"/>
           <w:szCs w:val="24"/>
-          <w:highlight w:val="red"/>
+          <w:highlight w:val="darkBlue"/>
         </w:rPr>
         <w:t>Το σύστημα αναστέλλει την εργασία και καταγράφει τη βλάβη</w:t>
       </w:r>
@@ -1712,7 +1753,7 @@
           <w:strike/>
           <w:sz w:val="24"/>
           <w:szCs w:val="24"/>
-          <w:highlight w:val="red"/>
+          <w:highlight w:val="darkBlue"/>
         </w:rPr>
         <w:t>(Βλάβη)</w:t>
       </w:r>
@@ -1722,7 +1763,7 @@
           <w:strike/>
           <w:sz w:val="24"/>
           <w:szCs w:val="24"/>
-          <w:highlight w:val="red"/>
+          <w:highlight w:val="darkBlue"/>
         </w:rPr>
         <w:t>.</w:t>
       </w:r>
@@ -1741,7 +1782,7 @@
           <w:strike/>
           <w:sz w:val="24"/>
           <w:szCs w:val="24"/>
-          <w:highlight w:val="red"/>
+          <w:highlight w:val="darkBlue"/>
         </w:rPr>
       </w:pPr>
       <w:r>
@@ -1750,7 +1791,7 @@
           <w:strike/>
           <w:sz w:val="24"/>
           <w:szCs w:val="24"/>
-          <w:highlight w:val="red"/>
+          <w:highlight w:val="darkBlue"/>
         </w:rPr>
         <w:t xml:space="preserve">Η περίπτωση χρήσης τερματίζεται προσωρινά μέχρι την </w:t>
       </w:r>
@@ -1760,7 +1801,7 @@
           <w:strike/>
           <w:sz w:val="24"/>
           <w:szCs w:val="24"/>
-          <w:highlight w:val="red"/>
+          <w:highlight w:val="darkBlue"/>
         </w:rPr>
         <w:tab/>
         <w:t xml:space="preserve">αποκατάσταση της βλάβης, οπότε και επανέρχεται στο βήμα </w:t>
@@ -1771,7 +1812,7 @@
           <w:strike/>
           <w:sz w:val="24"/>
           <w:szCs w:val="24"/>
-          <w:highlight w:val="red"/>
+          <w:highlight w:val="darkBlue"/>
         </w:rPr>
         <w:t>4</w:t>
       </w:r>
@@ -1781,7 +1822,7 @@
           <w:strike/>
           <w:sz w:val="24"/>
           <w:szCs w:val="24"/>
-          <w:highlight w:val="red"/>
+          <w:highlight w:val="darkBlue"/>
         </w:rPr>
         <w:t xml:space="preserve"> </w:t>
       </w:r>
@@ -1791,7 +1832,7 @@
           <w:strike/>
           <w:sz w:val="24"/>
           <w:szCs w:val="24"/>
-          <w:highlight w:val="red"/>
+          <w:highlight w:val="darkBlue"/>
         </w:rPr>
         <w:tab/>
         <w:t xml:space="preserve">της </w:t>
@@ -1802,7 +1843,7 @@
           <w:strike/>
           <w:sz w:val="24"/>
           <w:szCs w:val="24"/>
-          <w:highlight w:val="red"/>
+          <w:highlight w:val="darkBlue"/>
         </w:rPr>
         <w:tab/>
         <w:t>βασικής ροής.</w:t>
@@ -2189,7 +2230,7 @@
           <w:rFonts w:ascii="Bahnschrift Light" w:hAnsi="Bahnschrift Light"/>
           <w:sz w:val="24"/>
           <w:szCs w:val="24"/>
-          <w:highlight w:val="red"/>
+          <w:highlight w:val="darkBlue"/>
         </w:rPr>
         <w:t>αγγαρεία</w:t>
       </w:r>
@@ -2214,18 +2255,9 @@
           <w:rFonts w:ascii="Bahnschrift Light" w:hAnsi="Bahnschrift Light"/>
           <w:sz w:val="24"/>
           <w:szCs w:val="24"/>
-          <w:highlight w:val="red"/>
-        </w:rPr>
-        <w:t xml:space="preserve"> </w:t>
-      </w:r>
-      <w:r>
-        <w:rPr>
-          <w:rFonts w:ascii="Bahnschrift Light" w:hAnsi="Bahnschrift Light"/>
-          <w:sz w:val="24"/>
-          <w:szCs w:val="24"/>
-          <w:highlight w:val="red"/>
-        </w:rPr>
-        <w:t>Αγγαρεία</w:t>
+          <w:highlight w:val="darkBlue"/>
+        </w:rPr>
+        <w:t xml:space="preserve"> Αγγαρεία</w:t>
       </w:r>
       <w:r>
         <w:rPr>
@@ -2419,7 +2451,7 @@
           <w:rFonts w:ascii="Bahnschrift Light" w:hAnsi="Bahnschrift Light"/>
           <w:sz w:val="24"/>
           <w:szCs w:val="24"/>
-          <w:highlight w:val="red"/>
+          <w:highlight w:val="darkBlue"/>
           <w:u w:val="single"/>
         </w:rPr>
       </w:pPr>
@@ -2428,7 +2460,7 @@
           <w:rFonts w:ascii="Bahnschrift Light" w:hAnsi="Bahnschrift Light"/>
           <w:sz w:val="24"/>
           <w:szCs w:val="24"/>
-          <w:highlight w:val="red"/>
+          <w:highlight w:val="darkBlue"/>
           <w:u w:val="single"/>
         </w:rPr>
         <w:t>Εναλλακτική Ροή 4:</w:t>
@@ -2447,15 +2479,15 @@
           <w:rFonts w:ascii="Bahnschrift Light" w:hAnsi="Bahnschrift Light"/>
           <w:sz w:val="24"/>
           <w:szCs w:val="24"/>
-          <w:highlight w:val="red"/>
-        </w:rPr>
-      </w:pPr>
-      <w:r>
-        <w:rPr>
-          <w:rFonts w:ascii="Bahnschrift Light" w:hAnsi="Bahnschrift Light"/>
-          <w:sz w:val="24"/>
-          <w:szCs w:val="24"/>
-          <w:highlight w:val="red"/>
+          <w:highlight w:val="darkBlue"/>
+        </w:rPr>
+      </w:pPr>
+      <w:r>
+        <w:rPr>
+          <w:rFonts w:ascii="Bahnschrift Light" w:hAnsi="Bahnschrift Light"/>
+          <w:sz w:val="24"/>
+          <w:szCs w:val="24"/>
+          <w:highlight w:val="darkBlue"/>
         </w:rPr>
         <w:t>Το σύστημα διαπιστώνει ότι υπάρχουν εργασίες που δεν έχουν ολοκληρωθεί.</w:t>
       </w:r>
@@ -2473,15 +2505,15 @@
           <w:rFonts w:ascii="Bahnschrift Light" w:hAnsi="Bahnschrift Light"/>
           <w:sz w:val="24"/>
           <w:szCs w:val="24"/>
-          <w:highlight w:val="red"/>
-        </w:rPr>
-      </w:pPr>
-      <w:r>
-        <w:rPr>
-          <w:rFonts w:ascii="Bahnschrift Light" w:hAnsi="Bahnschrift Light"/>
-          <w:sz w:val="24"/>
-          <w:szCs w:val="24"/>
-          <w:highlight w:val="red"/>
+          <w:highlight w:val="darkBlue"/>
+        </w:rPr>
+      </w:pPr>
+      <w:r>
+        <w:rPr>
+          <w:rFonts w:ascii="Bahnschrift Light" w:hAnsi="Bahnschrift Light"/>
+          <w:sz w:val="24"/>
+          <w:szCs w:val="24"/>
+          <w:highlight w:val="darkBlue"/>
         </w:rPr>
         <w:t xml:space="preserve">Το σύστημα ακυρώνει την ανάθεση </w:t>
       </w:r>
@@ -2490,7 +2522,7 @@
           <w:rFonts w:ascii="Bahnschrift Light" w:hAnsi="Bahnschrift Light"/>
           <w:sz w:val="24"/>
           <w:szCs w:val="24"/>
-          <w:highlight w:val="red"/>
+          <w:highlight w:val="darkBlue"/>
         </w:rPr>
         <w:t>αγγαρείας</w:t>
       </w:r>
@@ -2499,7 +2531,7 @@
           <w:rFonts w:ascii="Bahnschrift Light" w:hAnsi="Bahnschrift Light"/>
           <w:sz w:val="24"/>
           <w:szCs w:val="24"/>
-          <w:highlight w:val="red"/>
+          <w:highlight w:val="darkBlue"/>
         </w:rPr>
         <w:t>.</w:t>
       </w:r>
@@ -2517,15 +2549,15 @@
           <w:rFonts w:ascii="Bahnschrift Light" w:hAnsi="Bahnschrift Light"/>
           <w:sz w:val="24"/>
           <w:szCs w:val="24"/>
-          <w:highlight w:val="red"/>
-        </w:rPr>
-      </w:pPr>
-      <w:r>
-        <w:rPr>
-          <w:rFonts w:ascii="Bahnschrift Light" w:hAnsi="Bahnschrift Light"/>
-          <w:sz w:val="24"/>
-          <w:szCs w:val="24"/>
-          <w:highlight w:val="red"/>
+          <w:highlight w:val="darkBlue"/>
+        </w:rPr>
+      </w:pPr>
+      <w:r>
+        <w:rPr>
+          <w:rFonts w:ascii="Bahnschrift Light" w:hAnsi="Bahnschrift Light"/>
+          <w:sz w:val="24"/>
+          <w:szCs w:val="24"/>
+          <w:highlight w:val="darkBlue"/>
         </w:rPr>
         <w:t xml:space="preserve">Το σύστημα εμφανίζει </w:t>
       </w:r>
@@ -2534,7 +2566,7 @@
           <w:rFonts w:ascii="Bahnschrift Light" w:hAnsi="Bahnschrift Light"/>
           <w:sz w:val="24"/>
           <w:szCs w:val="24"/>
-          <w:highlight w:val="red"/>
+          <w:highlight w:val="darkBlue"/>
         </w:rPr>
         <w:t>Ο</w:t>
       </w:r>
@@ -2543,7 +2575,7 @@
           <w:rFonts w:ascii="Bahnschrift Light" w:hAnsi="Bahnschrift Light"/>
           <w:sz w:val="24"/>
           <w:szCs w:val="24"/>
-          <w:highlight w:val="red"/>
+          <w:highlight w:val="darkBlue"/>
         </w:rPr>
         <w:t xml:space="preserve">θόνη </w:t>
       </w:r>
@@ -2552,7 +2584,7 @@
           <w:rFonts w:ascii="Bahnschrift Light" w:hAnsi="Bahnschrift Light"/>
           <w:sz w:val="24"/>
           <w:szCs w:val="24"/>
-          <w:highlight w:val="red"/>
+          <w:highlight w:val="darkBlue"/>
         </w:rPr>
         <w:t>Σ</w:t>
       </w:r>
@@ -2561,7 +2593,7 @@
           <w:rFonts w:ascii="Bahnschrift Light" w:hAnsi="Bahnschrift Light"/>
           <w:sz w:val="24"/>
           <w:szCs w:val="24"/>
-          <w:highlight w:val="red"/>
+          <w:highlight w:val="darkBlue"/>
         </w:rPr>
         <w:t>φάλματος.</w:t>
       </w:r>
@@ -2579,15 +2611,15 @@
           <w:rFonts w:ascii="Bahnschrift Light" w:hAnsi="Bahnschrift Light"/>
           <w:sz w:val="24"/>
           <w:szCs w:val="24"/>
-          <w:highlight w:val="red"/>
-        </w:rPr>
-      </w:pPr>
-      <w:r>
-        <w:rPr>
-          <w:rFonts w:ascii="Bahnschrift Light" w:hAnsi="Bahnschrift Light"/>
-          <w:sz w:val="24"/>
-          <w:szCs w:val="24"/>
-          <w:highlight w:val="red"/>
+          <w:highlight w:val="darkBlue"/>
+        </w:rPr>
+      </w:pPr>
+      <w:r>
+        <w:rPr>
+          <w:rFonts w:ascii="Bahnschrift Light" w:hAnsi="Bahnschrift Light"/>
+          <w:sz w:val="24"/>
+          <w:szCs w:val="24"/>
+          <w:highlight w:val="darkBlue"/>
         </w:rPr>
         <w:t>Η περίπτωση χρήσης τερματίζεται.</w:t>
       </w:r>
@@ -3052,6 +3084,7 @@
           <w:lang w:bidi="he-IL"/>
         </w:rPr>
       </w:pPr>
+      <w:proofErr w:type="spellStart"/>
       <w:r>
         <w:rPr>
           <w:rFonts w:ascii="Bahnschrift Light" w:hAnsi="Bahnschrift Light"/>
@@ -3059,7 +3092,37 @@
           <w:szCs w:val="24"/>
           <w:lang w:bidi="he-IL"/>
         </w:rPr>
-        <w:t>Use Case 6: Πόντοι</w:t>
+        <w:t>Use</w:t>
+      </w:r>
+      <w:proofErr w:type="spellEnd"/>
+      <w:r>
+        <w:rPr>
+          <w:rFonts w:ascii="Bahnschrift Light" w:hAnsi="Bahnschrift Light"/>
+          <w:sz w:val="24"/>
+          <w:szCs w:val="24"/>
+          <w:lang w:bidi="he-IL"/>
+        </w:rPr>
+        <w:t xml:space="preserve"> </w:t>
+      </w:r>
+      <w:proofErr w:type="spellStart"/>
+      <w:r>
+        <w:rPr>
+          <w:rFonts w:ascii="Bahnschrift Light" w:hAnsi="Bahnschrift Light"/>
+          <w:sz w:val="24"/>
+          <w:szCs w:val="24"/>
+          <w:lang w:bidi="he-IL"/>
+        </w:rPr>
+        <w:t>Case</w:t>
+      </w:r>
+      <w:proofErr w:type="spellEnd"/>
+      <w:r>
+        <w:rPr>
+          <w:rFonts w:ascii="Bahnschrift Light" w:hAnsi="Bahnschrift Light"/>
+          <w:sz w:val="24"/>
+          <w:szCs w:val="24"/>
+          <w:lang w:bidi="he-IL"/>
+        </w:rPr>
+        <w:t xml:space="preserve"> 6: Πόντοι</w:t>
       </w:r>
     </w:p>
     <w:p>
@@ -3295,7 +3358,25 @@
           <w:sz w:val="24"/>
           <w:szCs w:val="24"/>
         </w:rPr>
-        <w:t>και πατάει το “buy”.</w:t>
+        <w:t>και πατάει το “</w:t>
+      </w:r>
+      <w:proofErr w:type="spellStart"/>
+      <w:r>
+        <w:rPr>
+          <w:rFonts w:ascii="Bahnschrift Light" w:hAnsi="Bahnschrift Light"/>
+          <w:sz w:val="24"/>
+          <w:szCs w:val="24"/>
+        </w:rPr>
+        <w:t>buy</w:t>
+      </w:r>
+      <w:proofErr w:type="spellEnd"/>
+      <w:r>
+        <w:rPr>
+          <w:rFonts w:ascii="Bahnschrift Light" w:hAnsi="Bahnschrift Light"/>
+          <w:sz w:val="24"/>
+          <w:szCs w:val="24"/>
+        </w:rPr>
+        <w:t>”.</w:t>
       </w:r>
     </w:p>
     <w:p>
@@ -3314,7 +3395,7 @@
           <w:strike/>
           <w:sz w:val="24"/>
           <w:szCs w:val="24"/>
-          <w:highlight w:val="red"/>
+          <w:highlight w:val="darkBlue"/>
         </w:rPr>
         <w:t xml:space="preserve">5.  </w:t>
       </w:r>
@@ -3324,7 +3405,7 @@
           <w:strike/>
           <w:sz w:val="24"/>
           <w:szCs w:val="24"/>
-          <w:highlight w:val="red"/>
+          <w:highlight w:val="darkBlue"/>
         </w:rPr>
         <w:t xml:space="preserve">Το σύστημα ελέγχει </w:t>
       </w:r>
@@ -3334,7 +3415,7 @@
           <w:strike/>
           <w:sz w:val="24"/>
           <w:szCs w:val="24"/>
-          <w:highlight w:val="red"/>
+          <w:highlight w:val="darkBlue"/>
         </w:rPr>
         <w:t>τη διαθεσιμότητα των προνομίων(Προνόμιο)</w:t>
       </w:r>
@@ -3344,7 +3425,7 @@
           <w:strike/>
           <w:sz w:val="24"/>
           <w:szCs w:val="24"/>
-          <w:highlight w:val="red"/>
+          <w:highlight w:val="darkBlue"/>
         </w:rPr>
         <w:t>.</w:t>
       </w:r>
@@ -3950,7 +4031,7 @@
           <w:strike/>
           <w:sz w:val="24"/>
           <w:szCs w:val="24"/>
-          <w:highlight w:val="red"/>
+          <w:highlight w:val="darkBlue"/>
           <w:u w:val="single"/>
         </w:rPr>
       </w:pPr>
@@ -3960,7 +4041,7 @@
           <w:strike/>
           <w:sz w:val="24"/>
           <w:szCs w:val="24"/>
-          <w:highlight w:val="red"/>
+          <w:highlight w:val="darkBlue"/>
           <w:u w:val="single"/>
         </w:rPr>
         <w:t>Εναλλακτική Ροή 3:</w:t>
@@ -3980,7 +4061,7 @@
           <w:strike/>
           <w:sz w:val="24"/>
           <w:szCs w:val="24"/>
-          <w:highlight w:val="red"/>
+          <w:highlight w:val="darkBlue"/>
         </w:rPr>
       </w:pPr>
       <w:r>
@@ -3989,7 +4070,7 @@
           <w:strike/>
           <w:sz w:val="24"/>
           <w:szCs w:val="24"/>
-          <w:highlight w:val="red"/>
+          <w:highlight w:val="darkBlue"/>
         </w:rPr>
         <w:t>Το σύστημα διαπιστώνει ότι το προνόμιο</w:t>
       </w:r>
@@ -3999,7 +4080,7 @@
           <w:strike/>
           <w:sz w:val="24"/>
           <w:szCs w:val="24"/>
-          <w:highlight w:val="red"/>
+          <w:highlight w:val="darkBlue"/>
         </w:rPr>
         <w:t>(Προνόμιο)</w:t>
       </w:r>
@@ -4009,7 +4090,7 @@
           <w:strike/>
           <w:sz w:val="24"/>
           <w:szCs w:val="24"/>
-          <w:highlight w:val="red"/>
+          <w:highlight w:val="darkBlue"/>
         </w:rPr>
         <w:t xml:space="preserve"> δεν είναι διαθέσιμο για</w:t>
       </w:r>
@@ -4019,7 +4100,7 @@
           <w:strike/>
           <w:sz w:val="24"/>
           <w:szCs w:val="24"/>
-          <w:highlight w:val="red"/>
+          <w:highlight w:val="darkBlue"/>
         </w:rPr>
         <w:t xml:space="preserve"> </w:t>
       </w:r>
@@ -4029,7 +4110,7 @@
           <w:strike/>
           <w:sz w:val="24"/>
           <w:szCs w:val="24"/>
-          <w:highlight w:val="red"/>
+          <w:highlight w:val="darkBlue"/>
         </w:rPr>
         <w:tab/>
         <w:t>τον χρήστη εκείνη τη χρονική περίοδο.</w:t>
@@ -4049,7 +4130,7 @@
           <w:strike/>
           <w:sz w:val="24"/>
           <w:szCs w:val="24"/>
-          <w:highlight w:val="red"/>
+          <w:highlight w:val="darkBlue"/>
         </w:rPr>
       </w:pPr>
       <w:r>
@@ -4058,7 +4139,7 @@
           <w:strike/>
           <w:sz w:val="24"/>
           <w:szCs w:val="24"/>
-          <w:highlight w:val="red"/>
+          <w:highlight w:val="darkBlue"/>
         </w:rPr>
         <w:t xml:space="preserve">Η περίπτωση χρήσης </w:t>
       </w:r>
@@ -4068,7 +4149,7 @@
           <w:strike/>
           <w:sz w:val="24"/>
           <w:szCs w:val="24"/>
-          <w:highlight w:val="red"/>
+          <w:highlight w:val="darkBlue"/>
         </w:rPr>
         <w:t xml:space="preserve">συνεχίζει </w:t>
       </w:r>
@@ -4078,7 +4159,7 @@
           <w:strike/>
           <w:sz w:val="24"/>
           <w:szCs w:val="24"/>
-          <w:highlight w:val="red"/>
+          <w:highlight w:val="darkBlue"/>
         </w:rPr>
         <w:t>στο βήμα 3 της βασικής ροής</w:t>
       </w:r>
@@ -4088,7 +4169,7 @@
           <w:strike/>
           <w:sz w:val="24"/>
           <w:szCs w:val="24"/>
-          <w:highlight w:val="red"/>
+          <w:highlight w:val="darkBlue"/>
         </w:rPr>
         <w:t xml:space="preserve"> με το προνόμιο σκιασμένο</w:t>
       </w:r>
@@ -4098,7 +4179,7 @@
           <w:strike/>
           <w:sz w:val="24"/>
           <w:szCs w:val="24"/>
-          <w:highlight w:val="red"/>
+          <w:highlight w:val="darkBlue"/>
         </w:rPr>
         <w:t>.</w:t>
       </w:r>
@@ -4111,17 +4192,18 @@
           <w:rFonts w:ascii="Bahnschrift Light" w:hAnsi="Bahnschrift Light"/>
           <w:sz w:val="24"/>
           <w:szCs w:val="24"/>
-        </w:rPr>
-      </w:pPr>
-    </w:p>
-    <w:p>
-      <w:pPr>
-        <w:jc w:val="both"/>
-        <w:rPr>
-          <w:rFonts w:ascii="Bahnschrift Light" w:hAnsi="Bahnschrift Light"/>
-          <w:sz w:val="24"/>
-          <w:szCs w:val="24"/>
-          <w:highlight w:val="red"/>
+          <w:highlight w:val="darkBlue"/>
+        </w:rPr>
+      </w:pPr>
+    </w:p>
+    <w:p>
+      <w:pPr>
+        <w:jc w:val="both"/>
+        <w:rPr>
+          <w:rFonts w:ascii="Bahnschrift Light" w:hAnsi="Bahnschrift Light"/>
+          <w:sz w:val="24"/>
+          <w:szCs w:val="24"/>
+          <w:highlight w:val="darkBlue"/>
           <w:u w:val="single"/>
         </w:rPr>
       </w:pPr>
@@ -4130,7 +4212,7 @@
           <w:rFonts w:ascii="Bahnschrift Light" w:hAnsi="Bahnschrift Light"/>
           <w:sz w:val="24"/>
           <w:szCs w:val="24"/>
-          <w:highlight w:val="red"/>
+          <w:highlight w:val="darkBlue"/>
           <w:u w:val="single"/>
         </w:rPr>
         <w:t xml:space="preserve">Εναλλακτική Ροή </w:t>
@@ -4140,7 +4222,7 @@
           <w:rFonts w:ascii="Bahnschrift Light" w:hAnsi="Bahnschrift Light"/>
           <w:sz w:val="24"/>
           <w:szCs w:val="24"/>
-          <w:highlight w:val="red"/>
+          <w:highlight w:val="darkBlue"/>
           <w:u w:val="single"/>
         </w:rPr>
         <w:t>3</w:t>
@@ -4150,7 +4232,7 @@
           <w:rFonts w:ascii="Bahnschrift Light" w:hAnsi="Bahnschrift Light"/>
           <w:sz w:val="24"/>
           <w:szCs w:val="24"/>
-          <w:highlight w:val="red"/>
+          <w:highlight w:val="darkBlue"/>
           <w:u w:val="single"/>
         </w:rPr>
         <w:t>:</w:t>
@@ -4168,15 +4250,15 @@
           <w:rFonts w:ascii="Bahnschrift Light" w:hAnsi="Bahnschrift Light"/>
           <w:sz w:val="24"/>
           <w:szCs w:val="24"/>
-          <w:highlight w:val="red"/>
-        </w:rPr>
-      </w:pPr>
-      <w:r>
-        <w:rPr>
-          <w:rFonts w:ascii="Bahnschrift Light" w:hAnsi="Bahnschrift Light"/>
-          <w:sz w:val="24"/>
-          <w:szCs w:val="24"/>
-          <w:highlight w:val="red"/>
+          <w:highlight w:val="darkBlue"/>
+        </w:rPr>
+      </w:pPr>
+      <w:r>
+        <w:rPr>
+          <w:rFonts w:ascii="Bahnschrift Light" w:hAnsi="Bahnschrift Light"/>
+          <w:sz w:val="24"/>
+          <w:szCs w:val="24"/>
+          <w:highlight w:val="darkBlue"/>
         </w:rPr>
         <w:t xml:space="preserve">Ο χρήστης επιλέγει το κουμπί εισαγωγής Προνομίου. </w:t>
       </w:r>
@@ -4193,15 +4275,15 @@
           <w:rFonts w:ascii="Bahnschrift Light" w:hAnsi="Bahnschrift Light"/>
           <w:sz w:val="24"/>
           <w:szCs w:val="24"/>
-          <w:highlight w:val="red"/>
-        </w:rPr>
-      </w:pPr>
-      <w:r>
-        <w:rPr>
-          <w:rFonts w:ascii="Bahnschrift Light" w:hAnsi="Bahnschrift Light"/>
-          <w:sz w:val="24"/>
-          <w:szCs w:val="24"/>
-          <w:highlight w:val="red"/>
+          <w:highlight w:val="darkBlue"/>
+        </w:rPr>
+      </w:pPr>
+      <w:r>
+        <w:rPr>
+          <w:rFonts w:ascii="Bahnschrift Light" w:hAnsi="Bahnschrift Light"/>
+          <w:sz w:val="24"/>
+          <w:szCs w:val="24"/>
+          <w:highlight w:val="darkBlue"/>
         </w:rPr>
         <w:t xml:space="preserve">Το σύστημα εμφανίζει φόρμα εισαγωγής των στοιχείων (όνομα </w:t>
       </w:r>
@@ -4210,7 +4292,7 @@
           <w:rFonts w:ascii="Bahnschrift Light" w:hAnsi="Bahnschrift Light"/>
           <w:sz w:val="24"/>
           <w:szCs w:val="24"/>
-          <w:highlight w:val="red"/>
+          <w:highlight w:val="darkBlue"/>
         </w:rPr>
         <w:tab/>
         <w:t>επιβράβευσης(</w:t>
@@ -4220,7 +4302,7 @@
           <w:rFonts w:ascii="Bahnschrift Light" w:hAnsi="Bahnschrift Light"/>
           <w:sz w:val="24"/>
           <w:szCs w:val="24"/>
-          <w:highlight w:val="red"/>
+          <w:highlight w:val="darkBlue"/>
           <w:lang w:val="en-US"/>
         </w:rPr>
         <w:t>Reward</w:t>
@@ -4230,45 +4312,49 @@
           <w:rFonts w:ascii="Bahnschrift Light" w:hAnsi="Bahnschrift Light"/>
           <w:sz w:val="24"/>
           <w:szCs w:val="24"/>
-          <w:highlight w:val="red"/>
+          <w:highlight w:val="darkBlue"/>
         </w:rPr>
         <w:t>_N</w:t>
       </w:r>
-      <w:r>
-        <w:rPr>
-          <w:rFonts w:ascii="Bahnschrift Light" w:hAnsi="Bahnschrift Light"/>
-          <w:sz w:val="24"/>
-          <w:szCs w:val="24"/>
-          <w:highlight w:val="red"/>
+      <w:proofErr w:type="spellStart"/>
+      <w:r>
+        <w:rPr>
+          <w:rFonts w:ascii="Bahnschrift Light" w:hAnsi="Bahnschrift Light"/>
+          <w:sz w:val="24"/>
+          <w:szCs w:val="24"/>
+          <w:highlight w:val="darkBlue"/>
           <w:lang w:val="en-US"/>
         </w:rPr>
         <w:t>ame</w:t>
       </w:r>
-      <w:r>
-        <w:rPr>
-          <w:rFonts w:ascii="Bahnschrift Light" w:hAnsi="Bahnschrift Light"/>
-          <w:sz w:val="24"/>
-          <w:szCs w:val="24"/>
-          <w:highlight w:val="red"/>
+      <w:proofErr w:type="spellEnd"/>
+      <w:r>
+        <w:rPr>
+          <w:rFonts w:ascii="Bahnschrift Light" w:hAnsi="Bahnschrift Light"/>
+          <w:sz w:val="24"/>
+          <w:szCs w:val="24"/>
+          <w:highlight w:val="darkBlue"/>
         </w:rPr>
         <w:t>), πόντοι(P</w:t>
       </w:r>
-      <w:r>
-        <w:rPr>
-          <w:rFonts w:ascii="Bahnschrift Light" w:hAnsi="Bahnschrift Light"/>
-          <w:sz w:val="24"/>
-          <w:szCs w:val="24"/>
-          <w:highlight w:val="red"/>
+      <w:proofErr w:type="spellStart"/>
+      <w:r>
+        <w:rPr>
+          <w:rFonts w:ascii="Bahnschrift Light" w:hAnsi="Bahnschrift Light"/>
+          <w:sz w:val="24"/>
+          <w:szCs w:val="24"/>
+          <w:highlight w:val="darkBlue"/>
           <w:lang w:val="en-US"/>
         </w:rPr>
         <w:t>oints</w:t>
       </w:r>
-      <w:r>
-        <w:rPr>
-          <w:rFonts w:ascii="Bahnschrift Light" w:hAnsi="Bahnschrift Light"/>
-          <w:sz w:val="24"/>
-          <w:szCs w:val="24"/>
-          <w:highlight w:val="red"/>
+      <w:proofErr w:type="spellEnd"/>
+      <w:r>
+        <w:rPr>
+          <w:rFonts w:ascii="Bahnschrift Light" w:hAnsi="Bahnschrift Light"/>
+          <w:sz w:val="24"/>
+          <w:szCs w:val="24"/>
+          <w:highlight w:val="darkBlue"/>
         </w:rPr>
         <w:t>))</w:t>
       </w:r>
@@ -4277,7 +4363,7 @@
           <w:rFonts w:ascii="Bahnschrift Light" w:hAnsi="Bahnschrift Light"/>
           <w:sz w:val="24"/>
           <w:szCs w:val="24"/>
-          <w:highlight w:val="red"/>
+          <w:highlight w:val="darkBlue"/>
         </w:rPr>
         <w:t>.</w:t>
       </w:r>
@@ -4294,15 +4380,15 @@
           <w:rFonts w:ascii="Bahnschrift Light" w:hAnsi="Bahnschrift Light"/>
           <w:sz w:val="24"/>
           <w:szCs w:val="24"/>
-          <w:highlight w:val="red"/>
-        </w:rPr>
-      </w:pPr>
-      <w:r>
-        <w:rPr>
-          <w:rFonts w:ascii="Bahnschrift Light" w:hAnsi="Bahnschrift Light"/>
-          <w:sz w:val="24"/>
-          <w:szCs w:val="24"/>
-          <w:highlight w:val="red"/>
+          <w:highlight w:val="darkBlue"/>
+        </w:rPr>
+      </w:pPr>
+      <w:r>
+        <w:rPr>
+          <w:rFonts w:ascii="Bahnschrift Light" w:hAnsi="Bahnschrift Light"/>
+          <w:sz w:val="24"/>
+          <w:szCs w:val="24"/>
+          <w:highlight w:val="darkBlue"/>
         </w:rPr>
         <w:t>Ο χρήστης συμπληρώνει τη φόρμα και πατά αποθήκευση.</w:t>
       </w:r>
@@ -4319,15 +4405,15 @@
           <w:rFonts w:ascii="Bahnschrift Light" w:hAnsi="Bahnschrift Light"/>
           <w:sz w:val="24"/>
           <w:szCs w:val="24"/>
-          <w:highlight w:val="red"/>
-        </w:rPr>
-      </w:pPr>
-      <w:r>
-        <w:rPr>
-          <w:rFonts w:ascii="Bahnschrift Light" w:hAnsi="Bahnschrift Light"/>
-          <w:sz w:val="24"/>
-          <w:szCs w:val="24"/>
-          <w:highlight w:val="red"/>
+          <w:highlight w:val="darkBlue"/>
+        </w:rPr>
+      </w:pPr>
+      <w:r>
+        <w:rPr>
+          <w:rFonts w:ascii="Bahnschrift Light" w:hAnsi="Bahnschrift Light"/>
+          <w:sz w:val="24"/>
+          <w:szCs w:val="24"/>
+          <w:highlight w:val="darkBlue"/>
         </w:rPr>
         <w:t xml:space="preserve">Το σύστημα </w:t>
       </w:r>
@@ -4336,7 +4422,7 @@
           <w:rFonts w:ascii="Bahnschrift Light" w:hAnsi="Bahnschrift Light"/>
           <w:sz w:val="24"/>
           <w:szCs w:val="24"/>
-          <w:highlight w:val="red"/>
+          <w:highlight w:val="darkBlue"/>
         </w:rPr>
         <w:t>εμφανίζει</w:t>
       </w:r>
@@ -4345,7 +4431,7 @@
           <w:rFonts w:ascii="Bahnschrift Light" w:hAnsi="Bahnschrift Light"/>
           <w:sz w:val="24"/>
           <w:szCs w:val="24"/>
-          <w:highlight w:val="red"/>
+          <w:highlight w:val="darkBlue"/>
         </w:rPr>
         <w:t xml:space="preserve"> στην Οθόνη Προνομίων</w:t>
       </w:r>
@@ -4354,7 +4440,7 @@
           <w:rFonts w:ascii="Bahnschrift Light" w:hAnsi="Bahnschrift Light"/>
           <w:sz w:val="24"/>
           <w:szCs w:val="24"/>
-          <w:highlight w:val="red"/>
+          <w:highlight w:val="darkBlue"/>
         </w:rPr>
         <w:t>.</w:t>
       </w:r>
@@ -4371,15 +4457,15 @@
           <w:rFonts w:ascii="Bahnschrift Light" w:hAnsi="Bahnschrift Light"/>
           <w:sz w:val="24"/>
           <w:szCs w:val="24"/>
-          <w:highlight w:val="red"/>
-        </w:rPr>
-      </w:pPr>
-      <w:r>
-        <w:rPr>
-          <w:rFonts w:ascii="Bahnschrift Light" w:hAnsi="Bahnschrift Light"/>
-          <w:sz w:val="24"/>
-          <w:szCs w:val="24"/>
-          <w:highlight w:val="red"/>
+          <w:highlight w:val="darkBlue"/>
+        </w:rPr>
+      </w:pPr>
+      <w:r>
+        <w:rPr>
+          <w:rFonts w:ascii="Bahnschrift Light" w:hAnsi="Bahnschrift Light"/>
+          <w:sz w:val="24"/>
+          <w:szCs w:val="24"/>
+          <w:highlight w:val="darkBlue"/>
         </w:rPr>
         <w:t>Ο χρήστης ψηφίζει "</w:t>
       </w:r>
@@ -4388,7 +4474,7 @@
           <w:rFonts w:ascii="Segoe UI Symbol" w:hAnsi="Segoe UI Symbol" w:cs="Segoe UI Symbol"/>
           <w:sz w:val="24"/>
           <w:szCs w:val="24"/>
-          <w:highlight w:val="red"/>
+          <w:highlight w:val="darkBlue"/>
         </w:rPr>
         <w:t>✓</w:t>
       </w:r>
@@ -4397,7 +4483,7 @@
           <w:rFonts w:ascii="Bahnschrift Light" w:hAnsi="Bahnschrift Light"/>
           <w:sz w:val="24"/>
           <w:szCs w:val="24"/>
-          <w:highlight w:val="red"/>
+          <w:highlight w:val="darkBlue"/>
         </w:rPr>
         <w:t>" ή "</w:t>
       </w:r>
@@ -4406,7 +4492,7 @@
           <w:rFonts w:ascii="Segoe UI Symbol" w:hAnsi="Segoe UI Symbol" w:cs="Segoe UI Symbol"/>
           <w:sz w:val="24"/>
           <w:szCs w:val="24"/>
-          <w:highlight w:val="red"/>
+          <w:highlight w:val="darkBlue"/>
         </w:rPr>
         <w:t>✕</w:t>
       </w:r>
@@ -4415,7 +4501,7 @@
           <w:rFonts w:ascii="Bahnschrift Light" w:hAnsi="Bahnschrift Light"/>
           <w:sz w:val="24"/>
           <w:szCs w:val="24"/>
-          <w:highlight w:val="red"/>
+          <w:highlight w:val="darkBlue"/>
         </w:rPr>
         <w:t xml:space="preserve">" για να επιβεβαιώσει ή να απορρίψει την προσθήκη. </w:t>
       </w:r>
@@ -4432,15 +4518,15 @@
           <w:rFonts w:ascii="Bahnschrift Light" w:hAnsi="Bahnschrift Light"/>
           <w:sz w:val="24"/>
           <w:szCs w:val="24"/>
-          <w:highlight w:val="red"/>
-        </w:rPr>
-      </w:pPr>
-      <w:r>
-        <w:rPr>
-          <w:rFonts w:ascii="Bahnschrift Light" w:hAnsi="Bahnschrift Light"/>
-          <w:sz w:val="24"/>
-          <w:szCs w:val="24"/>
-          <w:highlight w:val="red"/>
+          <w:highlight w:val="darkBlue"/>
+        </w:rPr>
+      </w:pPr>
+      <w:r>
+        <w:rPr>
+          <w:rFonts w:ascii="Bahnschrift Light" w:hAnsi="Bahnschrift Light"/>
+          <w:sz w:val="24"/>
+          <w:szCs w:val="24"/>
+          <w:highlight w:val="darkBlue"/>
         </w:rPr>
         <w:t>Το σύστημα ελέγχει αν συμφωνεί η πλειοψηφία και διαπιστώνει πως ναι.</w:t>
       </w:r>
@@ -4457,15 +4543,15 @@
           <w:rFonts w:ascii="Bahnschrift Light" w:hAnsi="Bahnschrift Light"/>
           <w:sz w:val="24"/>
           <w:szCs w:val="24"/>
-          <w:highlight w:val="red"/>
-        </w:rPr>
-      </w:pPr>
-      <w:r>
-        <w:rPr>
-          <w:rFonts w:ascii="Bahnschrift Light" w:hAnsi="Bahnschrift Light"/>
-          <w:sz w:val="24"/>
-          <w:szCs w:val="24"/>
-          <w:highlight w:val="red"/>
+          <w:highlight w:val="darkBlue"/>
+        </w:rPr>
+      </w:pPr>
+      <w:r>
+        <w:rPr>
+          <w:rFonts w:ascii="Bahnschrift Light" w:hAnsi="Bahnschrift Light"/>
+          <w:sz w:val="24"/>
+          <w:szCs w:val="24"/>
+          <w:highlight w:val="darkBlue"/>
         </w:rPr>
         <w:t>Το σύστημα εμφανίζει στην Οθόνη Προνομίων το νέο προνόμιο και η περίπτωση χρήσης τερματίζεται.</w:t>
       </w:r>
@@ -4477,18 +4563,18 @@
           <w:rFonts w:ascii="Bahnschrift Light" w:hAnsi="Bahnschrift Light"/>
           <w:sz w:val="24"/>
           <w:szCs w:val="24"/>
-          <w:highlight w:val="red"/>
-        </w:rPr>
-      </w:pPr>
-    </w:p>
-    <w:p>
-      <w:pPr>
-        <w:jc w:val="both"/>
-        <w:rPr>
-          <w:rFonts w:ascii="Bahnschrift Light" w:hAnsi="Bahnschrift Light"/>
-          <w:sz w:val="24"/>
-          <w:szCs w:val="24"/>
-          <w:highlight w:val="red"/>
+          <w:highlight w:val="darkBlue"/>
+        </w:rPr>
+      </w:pPr>
+    </w:p>
+    <w:p>
+      <w:pPr>
+        <w:jc w:val="both"/>
+        <w:rPr>
+          <w:rFonts w:ascii="Bahnschrift Light" w:hAnsi="Bahnschrift Light"/>
+          <w:sz w:val="24"/>
+          <w:szCs w:val="24"/>
+          <w:highlight w:val="darkBlue"/>
           <w:u w:val="single"/>
         </w:rPr>
       </w:pPr>
@@ -4497,7 +4583,7 @@
           <w:rFonts w:ascii="Bahnschrift Light" w:hAnsi="Bahnschrift Light"/>
           <w:sz w:val="24"/>
           <w:szCs w:val="24"/>
-          <w:highlight w:val="red"/>
+          <w:highlight w:val="darkBlue"/>
           <w:u w:val="single"/>
         </w:rPr>
         <w:t xml:space="preserve">Εναλλακτική Ροή </w:t>
@@ -4507,7 +4593,7 @@
           <w:rFonts w:ascii="Bahnschrift Light" w:hAnsi="Bahnschrift Light"/>
           <w:sz w:val="24"/>
           <w:szCs w:val="24"/>
-          <w:highlight w:val="red"/>
+          <w:highlight w:val="darkBlue"/>
           <w:u w:val="single"/>
         </w:rPr>
         <w:t>3</w:t>
@@ -4517,7 +4603,7 @@
           <w:rFonts w:ascii="Bahnschrift Light" w:hAnsi="Bahnschrift Light"/>
           <w:sz w:val="24"/>
           <w:szCs w:val="24"/>
-          <w:highlight w:val="red"/>
+          <w:highlight w:val="darkBlue"/>
           <w:u w:val="single"/>
         </w:rPr>
         <w:t>.1:</w:t>
@@ -4536,15 +4622,15 @@
           <w:rFonts w:ascii="Bahnschrift Light" w:hAnsi="Bahnschrift Light"/>
           <w:sz w:val="24"/>
           <w:szCs w:val="24"/>
-          <w:highlight w:val="red"/>
-        </w:rPr>
-      </w:pPr>
-      <w:r>
-        <w:rPr>
-          <w:rFonts w:ascii="Bahnschrift Light" w:hAnsi="Bahnschrift Light"/>
-          <w:sz w:val="24"/>
-          <w:szCs w:val="24"/>
-          <w:highlight w:val="red"/>
+          <w:highlight w:val="darkBlue"/>
+        </w:rPr>
+      </w:pPr>
+      <w:r>
+        <w:rPr>
+          <w:rFonts w:ascii="Bahnschrift Light" w:hAnsi="Bahnschrift Light"/>
+          <w:sz w:val="24"/>
+          <w:szCs w:val="24"/>
+          <w:highlight w:val="darkBlue"/>
         </w:rPr>
         <w:t>Το σύστημα βλέπει ότι η πλειοψηφία δε συμφωνεί(διαφωνεί).</w:t>
       </w:r>
@@ -4561,15 +4647,15 @@
           <w:rFonts w:ascii="Bahnschrift Light" w:hAnsi="Bahnschrift Light"/>
           <w:sz w:val="24"/>
           <w:szCs w:val="24"/>
-          <w:highlight w:val="red"/>
-        </w:rPr>
-      </w:pPr>
-      <w:r>
-        <w:rPr>
-          <w:rFonts w:ascii="Bahnschrift Light" w:hAnsi="Bahnschrift Light"/>
-          <w:sz w:val="24"/>
-          <w:szCs w:val="24"/>
-          <w:highlight w:val="red"/>
+          <w:highlight w:val="darkBlue"/>
+        </w:rPr>
+      </w:pPr>
+      <w:r>
+        <w:rPr>
+          <w:rFonts w:ascii="Bahnschrift Light" w:hAnsi="Bahnschrift Light"/>
+          <w:sz w:val="24"/>
+          <w:szCs w:val="24"/>
+          <w:highlight w:val="darkBlue"/>
         </w:rPr>
         <w:t xml:space="preserve">Το σύστημα </w:t>
       </w:r>
@@ -4578,7 +4664,7 @@
           <w:rFonts w:ascii="Bahnschrift Light" w:hAnsi="Bahnschrift Light"/>
           <w:sz w:val="24"/>
           <w:szCs w:val="24"/>
-          <w:highlight w:val="red"/>
+          <w:highlight w:val="darkBlue"/>
         </w:rPr>
         <w:t xml:space="preserve">δεν </w:t>
       </w:r>
@@ -4587,7 +4673,7 @@
           <w:rFonts w:ascii="Bahnschrift Light" w:hAnsi="Bahnschrift Light"/>
           <w:sz w:val="24"/>
           <w:szCs w:val="24"/>
-          <w:highlight w:val="red"/>
+          <w:highlight w:val="darkBlue"/>
         </w:rPr>
         <w:t>εμφανίζει την Οθόνη Προνομίων και η περίπτωση χρήσης τερματίζεται.</w:t>
       </w:r>
@@ -4634,7 +4720,7 @@
           <w:rFonts w:ascii="Bahnschrift Light" w:hAnsi="Bahnschrift Light"/>
           <w:sz w:val="24"/>
           <w:szCs w:val="24"/>
-          <w:highlight w:val="red"/>
+          <w:highlight w:val="darkBlue"/>
           <w:u w:val="single"/>
         </w:rPr>
       </w:pPr>
@@ -4643,7 +4729,7 @@
           <w:rFonts w:ascii="Bahnschrift Light" w:hAnsi="Bahnschrift Light"/>
           <w:sz w:val="24"/>
           <w:szCs w:val="24"/>
-          <w:highlight w:val="red"/>
+          <w:highlight w:val="darkBlue"/>
           <w:u w:val="single"/>
         </w:rPr>
         <w:lastRenderedPageBreak/>
@@ -4654,7 +4740,7 @@
           <w:rFonts w:ascii="Bahnschrift Light" w:hAnsi="Bahnschrift Light"/>
           <w:sz w:val="24"/>
           <w:szCs w:val="24"/>
-          <w:highlight w:val="red"/>
+          <w:highlight w:val="darkBlue"/>
           <w:u w:val="single"/>
         </w:rPr>
         <w:t>4</w:t>
@@ -4664,7 +4750,7 @@
           <w:rFonts w:ascii="Bahnschrift Light" w:hAnsi="Bahnschrift Light"/>
           <w:sz w:val="24"/>
           <w:szCs w:val="24"/>
-          <w:highlight w:val="red"/>
+          <w:highlight w:val="darkBlue"/>
           <w:u w:val="single"/>
         </w:rPr>
         <w:t>:</w:t>
@@ -4683,15 +4769,15 @@
           <w:rFonts w:ascii="Bahnschrift Light" w:hAnsi="Bahnschrift Light"/>
           <w:sz w:val="24"/>
           <w:szCs w:val="24"/>
-          <w:highlight w:val="red"/>
-        </w:rPr>
-      </w:pPr>
-      <w:r>
-        <w:rPr>
-          <w:rFonts w:ascii="Bahnschrift Light" w:hAnsi="Bahnschrift Light"/>
-          <w:sz w:val="24"/>
-          <w:szCs w:val="24"/>
-          <w:highlight w:val="red"/>
+          <w:highlight w:val="darkBlue"/>
+        </w:rPr>
+      </w:pPr>
+      <w:r>
+        <w:rPr>
+          <w:rFonts w:ascii="Bahnschrift Light" w:hAnsi="Bahnschrift Light"/>
+          <w:sz w:val="24"/>
+          <w:szCs w:val="24"/>
+          <w:highlight w:val="darkBlue"/>
         </w:rPr>
         <w:t>Ο χρήστης επιλέγει ένα Προνόμιο από την Οθόνη Προνομίων και τη διαγράφει.</w:t>
       </w:r>
@@ -4709,15 +4795,15 @@
           <w:rFonts w:ascii="Bahnschrift Light" w:hAnsi="Bahnschrift Light"/>
           <w:sz w:val="24"/>
           <w:szCs w:val="24"/>
-          <w:highlight w:val="red"/>
-        </w:rPr>
-      </w:pPr>
-      <w:r>
-        <w:rPr>
-          <w:rFonts w:ascii="Bahnschrift Light" w:hAnsi="Bahnschrift Light"/>
-          <w:sz w:val="24"/>
-          <w:szCs w:val="24"/>
-          <w:highlight w:val="red"/>
+          <w:highlight w:val="darkBlue"/>
+        </w:rPr>
+      </w:pPr>
+      <w:r>
+        <w:rPr>
+          <w:rFonts w:ascii="Bahnschrift Light" w:hAnsi="Bahnschrift Light"/>
+          <w:sz w:val="24"/>
+          <w:szCs w:val="24"/>
+          <w:highlight w:val="darkBlue"/>
         </w:rPr>
         <w:t>Το σύστημα εμφανίζει Οθόνη Επιβεβαίωσης Διαγραφής.</w:t>
       </w:r>
@@ -4735,15 +4821,15 @@
           <w:rFonts w:ascii="Bahnschrift Light" w:hAnsi="Bahnschrift Light"/>
           <w:sz w:val="24"/>
           <w:szCs w:val="24"/>
-          <w:highlight w:val="red"/>
-        </w:rPr>
-      </w:pPr>
-      <w:r>
-        <w:rPr>
-          <w:rFonts w:ascii="Bahnschrift Light" w:hAnsi="Bahnschrift Light"/>
-          <w:sz w:val="24"/>
-          <w:szCs w:val="24"/>
-          <w:highlight w:val="red"/>
+          <w:highlight w:val="darkBlue"/>
+        </w:rPr>
+      </w:pPr>
+      <w:r>
+        <w:rPr>
+          <w:rFonts w:ascii="Bahnschrift Light" w:hAnsi="Bahnschrift Light"/>
+          <w:sz w:val="24"/>
+          <w:szCs w:val="24"/>
+          <w:highlight w:val="darkBlue"/>
         </w:rPr>
         <w:t>Ο χρήστης επιβεβαιώνει.</w:t>
       </w:r>
@@ -4761,15 +4847,15 @@
           <w:rFonts w:ascii="Bahnschrift Light" w:hAnsi="Bahnschrift Light"/>
           <w:sz w:val="24"/>
           <w:szCs w:val="24"/>
-          <w:highlight w:val="red"/>
-        </w:rPr>
-      </w:pPr>
-      <w:r>
-        <w:rPr>
-          <w:rFonts w:ascii="Bahnschrift Light" w:hAnsi="Bahnschrift Light"/>
-          <w:sz w:val="24"/>
-          <w:szCs w:val="24"/>
-          <w:highlight w:val="red"/>
+          <w:highlight w:val="darkBlue"/>
+        </w:rPr>
+      </w:pPr>
+      <w:r>
+        <w:rPr>
+          <w:rFonts w:ascii="Bahnschrift Light" w:hAnsi="Bahnschrift Light"/>
+          <w:sz w:val="24"/>
+          <w:szCs w:val="24"/>
+          <w:highlight w:val="darkBlue"/>
         </w:rPr>
         <w:t>Το σύστημα την αφαιρεί το Προνόμιο από την “Προνόμιο”.</w:t>
       </w:r>
@@ -4787,15 +4873,15 @@
           <w:rFonts w:ascii="Bahnschrift Light" w:hAnsi="Bahnschrift Light"/>
           <w:sz w:val="24"/>
           <w:szCs w:val="24"/>
-          <w:highlight w:val="red"/>
-        </w:rPr>
-      </w:pPr>
-      <w:r>
-        <w:rPr>
-          <w:rFonts w:ascii="Bahnschrift Light" w:hAnsi="Bahnschrift Light"/>
-          <w:sz w:val="24"/>
-          <w:szCs w:val="24"/>
-          <w:highlight w:val="red"/>
+          <w:highlight w:val="darkBlue"/>
+        </w:rPr>
+      </w:pPr>
+      <w:r>
+        <w:rPr>
+          <w:rFonts w:ascii="Bahnschrift Light" w:hAnsi="Bahnschrift Light"/>
+          <w:sz w:val="24"/>
+          <w:szCs w:val="24"/>
+          <w:highlight w:val="darkBlue"/>
         </w:rPr>
         <w:t>Η περίπτωση χρήσης συνεχίζει από το βήμα 4 της βασικής ροής.</w:t>
       </w:r>
@@ -4808,7 +4894,7 @@
           <w:rFonts w:ascii="Bahnschrift Light" w:hAnsi="Bahnschrift Light"/>
           <w:sz w:val="24"/>
           <w:szCs w:val="24"/>
-          <w:highlight w:val="red"/>
+          <w:highlight w:val="darkBlue"/>
           <w:u w:val="single"/>
         </w:rPr>
       </w:pPr>
@@ -4817,7 +4903,7 @@
           <w:rFonts w:ascii="Bahnschrift Light" w:hAnsi="Bahnschrift Light"/>
           <w:sz w:val="24"/>
           <w:szCs w:val="24"/>
-          <w:highlight w:val="red"/>
+          <w:highlight w:val="darkBlue"/>
           <w:u w:val="single"/>
         </w:rPr>
         <w:t xml:space="preserve">Εναλλακτική Ροή </w:t>
@@ -4827,7 +4913,7 @@
           <w:rFonts w:ascii="Bahnschrift Light" w:hAnsi="Bahnschrift Light"/>
           <w:sz w:val="24"/>
           <w:szCs w:val="24"/>
-          <w:highlight w:val="red"/>
+          <w:highlight w:val="darkBlue"/>
           <w:u w:val="single"/>
         </w:rPr>
         <w:t>4</w:t>
@@ -4837,7 +4923,7 @@
           <w:rFonts w:ascii="Bahnschrift Light" w:hAnsi="Bahnschrift Light"/>
           <w:sz w:val="24"/>
           <w:szCs w:val="24"/>
-          <w:highlight w:val="red"/>
+          <w:highlight w:val="darkBlue"/>
           <w:u w:val="single"/>
         </w:rPr>
         <w:t>.1:</w:t>
@@ -4856,15 +4942,15 @@
           <w:rFonts w:ascii="Bahnschrift Light" w:hAnsi="Bahnschrift Light"/>
           <w:sz w:val="24"/>
           <w:szCs w:val="24"/>
-          <w:highlight w:val="red"/>
-        </w:rPr>
-      </w:pPr>
-      <w:r>
-        <w:rPr>
-          <w:rFonts w:ascii="Bahnschrift Light" w:hAnsi="Bahnschrift Light"/>
-          <w:sz w:val="24"/>
-          <w:szCs w:val="24"/>
-          <w:highlight w:val="red"/>
+          <w:highlight w:val="darkBlue"/>
+        </w:rPr>
+      </w:pPr>
+      <w:r>
+        <w:rPr>
+          <w:rFonts w:ascii="Bahnschrift Light" w:hAnsi="Bahnschrift Light"/>
+          <w:sz w:val="24"/>
+          <w:szCs w:val="24"/>
+          <w:highlight w:val="darkBlue"/>
         </w:rPr>
         <w:t>Ο χρήστης δεν επιβεβαιώνει.</w:t>
       </w:r>
@@ -4882,15 +4968,15 @@
           <w:rFonts w:ascii="Bahnschrift Light" w:hAnsi="Bahnschrift Light"/>
           <w:sz w:val="24"/>
           <w:szCs w:val="24"/>
-          <w:highlight w:val="red"/>
-        </w:rPr>
-      </w:pPr>
-      <w:r>
-        <w:rPr>
-          <w:rFonts w:ascii="Bahnschrift Light" w:hAnsi="Bahnschrift Light"/>
-          <w:sz w:val="24"/>
-          <w:szCs w:val="24"/>
-          <w:highlight w:val="red"/>
+          <w:highlight w:val="darkBlue"/>
+        </w:rPr>
+      </w:pPr>
+      <w:r>
+        <w:rPr>
+          <w:rFonts w:ascii="Bahnschrift Light" w:hAnsi="Bahnschrift Light"/>
+          <w:sz w:val="24"/>
+          <w:szCs w:val="24"/>
+          <w:highlight w:val="darkBlue"/>
         </w:rPr>
         <w:t>Η περίπτωση χρήσης συνεχίζει από το βήμα 4 της βασικής ροής.</w:t>
       </w:r>
@@ -5288,6 +5374,7 @@
           <w:lang w:bidi="he-IL"/>
         </w:rPr>
       </w:pPr>
+      <w:proofErr w:type="spellStart"/>
       <w:r>
         <w:rPr>
           <w:rFonts w:ascii="Bahnschrift Light" w:hAnsi="Bahnschrift Light"/>
@@ -5295,7 +5382,37 @@
           <w:szCs w:val="24"/>
           <w:lang w:bidi="he-IL"/>
         </w:rPr>
-        <w:t>Use Case 11: Δημιουργία Αγγελίας</w:t>
+        <w:t>Use</w:t>
+      </w:r>
+      <w:proofErr w:type="spellEnd"/>
+      <w:r>
+        <w:rPr>
+          <w:rFonts w:ascii="Bahnschrift Light" w:hAnsi="Bahnschrift Light"/>
+          <w:sz w:val="24"/>
+          <w:szCs w:val="24"/>
+          <w:lang w:bidi="he-IL"/>
+        </w:rPr>
+        <w:t xml:space="preserve"> </w:t>
+      </w:r>
+      <w:proofErr w:type="spellStart"/>
+      <w:r>
+        <w:rPr>
+          <w:rFonts w:ascii="Bahnschrift Light" w:hAnsi="Bahnschrift Light"/>
+          <w:sz w:val="24"/>
+          <w:szCs w:val="24"/>
+          <w:lang w:bidi="he-IL"/>
+        </w:rPr>
+        <w:t>Case</w:t>
+      </w:r>
+      <w:proofErr w:type="spellEnd"/>
+      <w:r>
+        <w:rPr>
+          <w:rFonts w:ascii="Bahnschrift Light" w:hAnsi="Bahnschrift Light"/>
+          <w:sz w:val="24"/>
+          <w:szCs w:val="24"/>
+          <w:lang w:bidi="he-IL"/>
+        </w:rPr>
+        <w:t xml:space="preserve"> 11: Δημιουργία Αγγελίας</w:t>
       </w:r>
     </w:p>
     <w:p>
@@ -5561,7 +5678,115 @@
           <w:sz w:val="24"/>
           <w:szCs w:val="24"/>
         </w:rPr>
-        <w:t>με πεδία για την περιγραφή (Description), τοποθεσία (Location) , ενοίκιο (Rent), τον αριθμό των συγκατοίκων που αναζητεί ο χρήστης (Roommates wanted) και τη διεύθυνση του σπιτιού (House address)</w:t>
+        <w:t>με πεδία για την περιγραφή (</w:t>
+      </w:r>
+      <w:proofErr w:type="spellStart"/>
+      <w:r>
+        <w:rPr>
+          <w:rFonts w:ascii="Bahnschrift Light" w:hAnsi="Bahnschrift Light"/>
+          <w:sz w:val="24"/>
+          <w:szCs w:val="24"/>
+        </w:rPr>
+        <w:t>Description</w:t>
+      </w:r>
+      <w:proofErr w:type="spellEnd"/>
+      <w:r>
+        <w:rPr>
+          <w:rFonts w:ascii="Bahnschrift Light" w:hAnsi="Bahnschrift Light"/>
+          <w:sz w:val="24"/>
+          <w:szCs w:val="24"/>
+        </w:rPr>
+        <w:t>), τοποθεσία (</w:t>
+      </w:r>
+      <w:proofErr w:type="spellStart"/>
+      <w:r>
+        <w:rPr>
+          <w:rFonts w:ascii="Bahnschrift Light" w:hAnsi="Bahnschrift Light"/>
+          <w:sz w:val="24"/>
+          <w:szCs w:val="24"/>
+        </w:rPr>
+        <w:t>Location</w:t>
+      </w:r>
+      <w:proofErr w:type="spellEnd"/>
+      <w:r>
+        <w:rPr>
+          <w:rFonts w:ascii="Bahnschrift Light" w:hAnsi="Bahnschrift Light"/>
+          <w:sz w:val="24"/>
+          <w:szCs w:val="24"/>
+        </w:rPr>
+        <w:t>) , ενοίκιο (</w:t>
+      </w:r>
+      <w:proofErr w:type="spellStart"/>
+      <w:r>
+        <w:rPr>
+          <w:rFonts w:ascii="Bahnschrift Light" w:hAnsi="Bahnschrift Light"/>
+          <w:sz w:val="24"/>
+          <w:szCs w:val="24"/>
+        </w:rPr>
+        <w:t>Rent</w:t>
+      </w:r>
+      <w:proofErr w:type="spellEnd"/>
+      <w:r>
+        <w:rPr>
+          <w:rFonts w:ascii="Bahnschrift Light" w:hAnsi="Bahnschrift Light"/>
+          <w:sz w:val="24"/>
+          <w:szCs w:val="24"/>
+        </w:rPr>
+        <w:t>), τον αριθμό των συγκατοίκων που αναζητεί ο χρήστης (</w:t>
+      </w:r>
+      <w:proofErr w:type="spellStart"/>
+      <w:r>
+        <w:rPr>
+          <w:rFonts w:ascii="Bahnschrift Light" w:hAnsi="Bahnschrift Light"/>
+          <w:sz w:val="24"/>
+          <w:szCs w:val="24"/>
+        </w:rPr>
+        <w:t>Roommates</w:t>
+      </w:r>
+      <w:proofErr w:type="spellEnd"/>
+      <w:r>
+        <w:rPr>
+          <w:rFonts w:ascii="Bahnschrift Light" w:hAnsi="Bahnschrift Light"/>
+          <w:sz w:val="24"/>
+          <w:szCs w:val="24"/>
+        </w:rPr>
+        <w:t xml:space="preserve"> </w:t>
+      </w:r>
+      <w:proofErr w:type="spellStart"/>
+      <w:r>
+        <w:rPr>
+          <w:rFonts w:ascii="Bahnschrift Light" w:hAnsi="Bahnschrift Light"/>
+          <w:sz w:val="24"/>
+          <w:szCs w:val="24"/>
+        </w:rPr>
+        <w:t>wanted</w:t>
+      </w:r>
+      <w:proofErr w:type="spellEnd"/>
+      <w:r>
+        <w:rPr>
+          <w:rFonts w:ascii="Bahnschrift Light" w:hAnsi="Bahnschrift Light"/>
+          <w:sz w:val="24"/>
+          <w:szCs w:val="24"/>
+        </w:rPr>
+        <w:t xml:space="preserve">) και τη διεύθυνση του σπιτιού (House </w:t>
+      </w:r>
+      <w:proofErr w:type="spellStart"/>
+      <w:r>
+        <w:rPr>
+          <w:rFonts w:ascii="Bahnschrift Light" w:hAnsi="Bahnschrift Light"/>
+          <w:sz w:val="24"/>
+          <w:szCs w:val="24"/>
+        </w:rPr>
+        <w:t>address</w:t>
+      </w:r>
+      <w:proofErr w:type="spellEnd"/>
+      <w:r>
+        <w:rPr>
+          <w:rFonts w:ascii="Bahnschrift Light" w:hAnsi="Bahnschrift Light"/>
+          <w:sz w:val="24"/>
+          <w:szCs w:val="24"/>
+        </w:rPr>
+        <w:t>)</w:t>
       </w:r>
       <w:r>
         <w:rPr>
@@ -6258,7 +6483,7 @@
           <w:rFonts w:ascii="Bahnschrift Light" w:hAnsi="Bahnschrift Light"/>
           <w:sz w:val="24"/>
           <w:szCs w:val="24"/>
-          <w:highlight w:val="red"/>
+          <w:highlight w:val="darkBlue"/>
           <w:lang w:val="en-US"/>
         </w:rPr>
         <w:t>Cancel</w:t>
@@ -6316,7 +6541,7 @@
           <w:strike/>
           <w:sz w:val="24"/>
           <w:szCs w:val="24"/>
-          <w:highlight w:val="red"/>
+          <w:highlight w:val="darkBlue"/>
         </w:rPr>
       </w:pPr>
       <w:r>
@@ -6325,7 +6550,7 @@
           <w:strike/>
           <w:sz w:val="24"/>
           <w:szCs w:val="24"/>
-          <w:highlight w:val="red"/>
+          <w:highlight w:val="darkBlue"/>
         </w:rPr>
         <w:t xml:space="preserve">6.α.2 </w:t>
       </w:r>
@@ -6335,7 +6560,7 @@
           <w:strike/>
           <w:sz w:val="24"/>
           <w:szCs w:val="24"/>
-          <w:highlight w:val="red"/>
+          <w:highlight w:val="darkBlue"/>
         </w:rPr>
         <w:t xml:space="preserve">Το σύστημα </w:t>
       </w:r>
@@ -6345,7 +6570,7 @@
           <w:strike/>
           <w:sz w:val="24"/>
           <w:szCs w:val="24"/>
-          <w:highlight w:val="red"/>
+          <w:highlight w:val="darkBlue"/>
         </w:rPr>
         <w:t xml:space="preserve">εμφανίζει </w:t>
       </w:r>
@@ -6355,7 +6580,7 @@
           <w:strike/>
           <w:sz w:val="24"/>
           <w:szCs w:val="24"/>
-          <w:highlight w:val="red"/>
+          <w:highlight w:val="darkBlue"/>
         </w:rPr>
         <w:t xml:space="preserve">την </w:t>
       </w:r>
@@ -6365,7 +6590,7 @@
           <w:strike/>
           <w:sz w:val="24"/>
           <w:szCs w:val="24"/>
-          <w:highlight w:val="red"/>
+          <w:highlight w:val="darkBlue"/>
         </w:rPr>
         <w:t>Οθόνη Σφάλματος</w:t>
       </w:r>
@@ -6375,7 +6600,7 @@
           <w:strike/>
           <w:sz w:val="24"/>
           <w:szCs w:val="24"/>
-          <w:highlight w:val="red"/>
+          <w:highlight w:val="darkBlue"/>
         </w:rPr>
         <w:t xml:space="preserve"> Ακύρωσης</w:t>
       </w:r>
@@ -6385,7 +6610,7 @@
           <w:strike/>
           <w:sz w:val="24"/>
           <w:szCs w:val="24"/>
-          <w:highlight w:val="red"/>
+          <w:highlight w:val="darkBlue"/>
         </w:rPr>
         <w:t>.</w:t>
       </w:r>
@@ -6676,7 +6901,7 @@
           <w:rFonts w:ascii="Bahnschrift Light" w:hAnsi="Bahnschrift Light"/>
           <w:sz w:val="24"/>
           <w:szCs w:val="24"/>
-          <w:highlight w:val="red"/>
+          <w:highlight w:val="darkBlue"/>
         </w:rPr>
       </w:pPr>
       <w:r>
@@ -6700,7 +6925,7 @@
           <w:rFonts w:ascii="Bahnschrift Light" w:hAnsi="Bahnschrift Light"/>
           <w:sz w:val="24"/>
           <w:szCs w:val="24"/>
-          <w:highlight w:val="red"/>
+          <w:highlight w:val="darkBlue"/>
         </w:rPr>
         <w:t>ακύρωση.</w:t>
       </w:r>
@@ -6709,6 +6934,7 @@
           <w:rFonts w:ascii="Bahnschrift Light" w:hAnsi="Bahnschrift Light"/>
           <w:sz w:val="24"/>
           <w:szCs w:val="24"/>
+          <w:highlight w:val="darkBlue"/>
         </w:rPr>
         <w:t xml:space="preserve"> </w:t>
       </w:r>
@@ -6718,7 +6944,7 @@
           <w:strike/>
           <w:sz w:val="24"/>
           <w:szCs w:val="24"/>
-          <w:highlight w:val="red"/>
+          <w:highlight w:val="darkBlue"/>
         </w:rPr>
         <w:t>από την</w:t>
       </w:r>
@@ -6728,7 +6954,7 @@
           <w:strike/>
           <w:sz w:val="24"/>
           <w:szCs w:val="24"/>
-          <w:highlight w:val="red"/>
+          <w:highlight w:val="darkBlue"/>
         </w:rPr>
         <w:t xml:space="preserve"> </w:t>
       </w:r>
@@ -6738,7 +6964,7 @@
           <w:strike/>
           <w:sz w:val="24"/>
           <w:szCs w:val="24"/>
-          <w:highlight w:val="red"/>
+          <w:highlight w:val="darkBlue"/>
         </w:rPr>
         <w:t>Οθόνη Ακύρωσης Αγγελίας</w:t>
       </w:r>
@@ -6748,7 +6974,7 @@
           <w:strike/>
           <w:sz w:val="24"/>
           <w:szCs w:val="24"/>
-          <w:highlight w:val="red"/>
+          <w:highlight w:val="darkBlue"/>
         </w:rPr>
         <w:t>(Επιβεβαίωσης)</w:t>
       </w:r>
@@ -6758,7 +6984,7 @@
           <w:strike/>
           <w:sz w:val="24"/>
           <w:szCs w:val="24"/>
-          <w:highlight w:val="red"/>
+          <w:highlight w:val="darkBlue"/>
         </w:rPr>
         <w:t>.</w:t>
       </w:r>
@@ -6830,7 +7056,7 @@
           <w:rFonts w:ascii="Bahnschrift Light" w:hAnsi="Bahnschrift Light"/>
           <w:sz w:val="24"/>
           <w:szCs w:val="24"/>
-          <w:highlight w:val="red"/>
+          <w:highlight w:val="darkBlue"/>
         </w:rPr>
         <w:t>Οθόνη Κατάστασης(Επιτυχίας Ακύρωσης)</w:t>
       </w:r>
@@ -6839,7 +7065,7 @@
           <w:rFonts w:ascii="Bahnschrift Light" w:hAnsi="Bahnschrift Light"/>
           <w:sz w:val="24"/>
           <w:szCs w:val="24"/>
-          <w:highlight w:val="red"/>
+          <w:highlight w:val="darkBlue"/>
         </w:rPr>
         <w:t>.</w:t>
       </w:r>
@@ -6894,7 +7120,7 @@
           <w:strike/>
           <w:sz w:val="24"/>
           <w:szCs w:val="24"/>
-          <w:highlight w:val="red"/>
+          <w:highlight w:val="darkBlue"/>
           <w:u w:val="single"/>
         </w:rPr>
       </w:pPr>
@@ -6904,7 +7130,7 @@
           <w:strike/>
           <w:sz w:val="24"/>
           <w:szCs w:val="24"/>
-          <w:highlight w:val="red"/>
+          <w:highlight w:val="darkBlue"/>
           <w:u w:val="single"/>
         </w:rPr>
         <w:t>Εναλλακτική Ροή 3.1:</w:t>
@@ -6923,7 +7149,7 @@
           <w:strike/>
           <w:sz w:val="24"/>
           <w:szCs w:val="24"/>
-          <w:highlight w:val="red"/>
+          <w:highlight w:val="darkBlue"/>
         </w:rPr>
       </w:pPr>
       <w:r>
@@ -6932,7 +7158,7 @@
           <w:strike/>
           <w:sz w:val="24"/>
           <w:szCs w:val="24"/>
-          <w:highlight w:val="red"/>
+          <w:highlight w:val="darkBlue"/>
         </w:rPr>
         <w:t>Το σύστημα διακρίνει ότι είναι "</w:t>
       </w:r>
@@ -6942,7 +7168,7 @@
           <w:strike/>
           <w:sz w:val="24"/>
           <w:szCs w:val="24"/>
-          <w:highlight w:val="red"/>
+          <w:highlight w:val="darkBlue"/>
         </w:rPr>
         <w:t xml:space="preserve"> Δεκτή </w:t>
       </w:r>
@@ -6952,7 +7178,7 @@
           <w:strike/>
           <w:sz w:val="24"/>
           <w:szCs w:val="24"/>
-          <w:highlight w:val="red"/>
+          <w:highlight w:val="darkBlue"/>
         </w:rPr>
         <w:t>" ή “</w:t>
       </w:r>
@@ -6962,7 +7188,7 @@
           <w:strike/>
           <w:sz w:val="24"/>
           <w:szCs w:val="24"/>
-          <w:highlight w:val="red"/>
+          <w:highlight w:val="darkBlue"/>
         </w:rPr>
         <w:t xml:space="preserve"> Απορρίφθηκε </w:t>
       </w:r>
@@ -6972,7 +7198,7 @@
           <w:strike/>
           <w:sz w:val="24"/>
           <w:szCs w:val="24"/>
-          <w:highlight w:val="red"/>
+          <w:highlight w:val="darkBlue"/>
         </w:rPr>
         <w:t>”.</w:t>
       </w:r>
@@ -6990,7 +7216,7 @@
           <w:strike/>
           <w:sz w:val="24"/>
           <w:szCs w:val="24"/>
-          <w:highlight w:val="red"/>
+          <w:highlight w:val="darkBlue"/>
         </w:rPr>
       </w:pPr>
       <w:r>
@@ -6999,7 +7225,7 @@
           <w:strike/>
           <w:sz w:val="24"/>
           <w:szCs w:val="24"/>
-          <w:highlight w:val="red"/>
+          <w:highlight w:val="darkBlue"/>
         </w:rPr>
         <w:t xml:space="preserve">Το σύστημα εμφανίζει </w:t>
       </w:r>
@@ -7009,7 +7235,7 @@
           <w:strike/>
           <w:sz w:val="24"/>
           <w:szCs w:val="24"/>
-          <w:highlight w:val="red"/>
+          <w:highlight w:val="darkBlue"/>
         </w:rPr>
         <w:t>την Οθόνη ανάλογου μηνύματος</w:t>
       </w:r>
@@ -7019,7 +7245,7 @@
           <w:strike/>
           <w:sz w:val="24"/>
           <w:szCs w:val="24"/>
-          <w:highlight w:val="red"/>
+          <w:highlight w:val="darkBlue"/>
         </w:rPr>
         <w:t>(Αποδοχής, Απόρριψης)</w:t>
       </w:r>
@@ -7037,7 +7263,7 @@
           <w:strike/>
           <w:sz w:val="24"/>
           <w:szCs w:val="24"/>
-          <w:highlight w:val="red"/>
+          <w:highlight w:val="darkBlue"/>
         </w:rPr>
       </w:pPr>
       <w:r>
@@ -7046,7 +7272,7 @@
           <w:strike/>
           <w:sz w:val="24"/>
           <w:szCs w:val="24"/>
-          <w:highlight w:val="red"/>
+          <w:highlight w:val="darkBlue"/>
         </w:rPr>
         <w:lastRenderedPageBreak/>
         <w:t xml:space="preserve">Η περίπτωση χρήσης συνεχίζει από το βήμα </w:t>
@@ -7057,7 +7283,7 @@
           <w:strike/>
           <w:sz w:val="24"/>
           <w:szCs w:val="24"/>
-          <w:highlight w:val="red"/>
+          <w:highlight w:val="darkBlue"/>
         </w:rPr>
         <w:t>2</w:t>
       </w:r>
@@ -7067,7 +7293,7 @@
           <w:strike/>
           <w:sz w:val="24"/>
           <w:szCs w:val="24"/>
-          <w:highlight w:val="red"/>
+          <w:highlight w:val="darkBlue"/>
         </w:rPr>
         <w:t>.α.</w:t>
       </w:r>
@@ -7077,7 +7303,7 @@
           <w:strike/>
           <w:sz w:val="24"/>
           <w:szCs w:val="24"/>
-          <w:highlight w:val="red"/>
+          <w:highlight w:val="darkBlue"/>
         </w:rPr>
         <w:t>6</w:t>
       </w:r>
@@ -7087,7 +7313,7 @@
           <w:strike/>
           <w:sz w:val="24"/>
           <w:szCs w:val="24"/>
-          <w:highlight w:val="red"/>
+          <w:highlight w:val="darkBlue"/>
         </w:rPr>
         <w:t xml:space="preserve"> της εναλλακτικής ροής 3.</w:t>
       </w:r>
@@ -7100,7 +7326,7 @@
           <w:strike/>
           <w:sz w:val="24"/>
           <w:szCs w:val="24"/>
-          <w:highlight w:val="red"/>
+          <w:highlight w:val="darkBlue"/>
           <w:u w:val="single"/>
         </w:rPr>
       </w:pPr>
@@ -7110,7 +7336,7 @@
           <w:strike/>
           <w:sz w:val="24"/>
           <w:szCs w:val="24"/>
-          <w:highlight w:val="red"/>
+          <w:highlight w:val="darkBlue"/>
           <w:u w:val="single"/>
         </w:rPr>
         <w:t>Εναλλακτική Ροή 3.</w:t>
@@ -7121,7 +7347,7 @@
           <w:strike/>
           <w:sz w:val="24"/>
           <w:szCs w:val="24"/>
-          <w:highlight w:val="red"/>
+          <w:highlight w:val="darkBlue"/>
           <w:u w:val="single"/>
         </w:rPr>
         <w:t>2</w:t>
@@ -7132,7 +7358,7 @@
           <w:strike/>
           <w:sz w:val="24"/>
           <w:szCs w:val="24"/>
-          <w:highlight w:val="red"/>
+          <w:highlight w:val="darkBlue"/>
           <w:u w:val="single"/>
         </w:rPr>
         <w:t>:</w:t>
@@ -7151,7 +7377,7 @@
           <w:strike/>
           <w:sz w:val="24"/>
           <w:szCs w:val="24"/>
-          <w:highlight w:val="red"/>
+          <w:highlight w:val="darkBlue"/>
         </w:rPr>
       </w:pPr>
       <w:r>
@@ -7160,7 +7386,7 @@
           <w:strike/>
           <w:sz w:val="24"/>
           <w:szCs w:val="24"/>
-          <w:highlight w:val="red"/>
+          <w:highlight w:val="darkBlue"/>
         </w:rPr>
         <w:t xml:space="preserve">Ο χρήστης </w:t>
       </w:r>
@@ -7170,7 +7396,7 @@
           <w:strike/>
           <w:sz w:val="24"/>
           <w:szCs w:val="24"/>
-          <w:highlight w:val="red"/>
+          <w:highlight w:val="darkBlue"/>
         </w:rPr>
         <w:t xml:space="preserve">δεν επιβεβαιώνει την ακύρωση </w:t>
       </w:r>
@@ -7180,7 +7406,7 @@
           <w:strike/>
           <w:sz w:val="24"/>
           <w:szCs w:val="24"/>
-          <w:highlight w:val="red"/>
+          <w:highlight w:val="darkBlue"/>
         </w:rPr>
         <w:t>τη</w:t>
       </w:r>
@@ -7190,7 +7416,7 @@
           <w:strike/>
           <w:sz w:val="24"/>
           <w:szCs w:val="24"/>
-          <w:highlight w:val="red"/>
+          <w:highlight w:val="darkBlue"/>
         </w:rPr>
         <w:t>ς</w:t>
       </w:r>
@@ -7200,7 +7426,7 @@
           <w:strike/>
           <w:sz w:val="24"/>
           <w:szCs w:val="24"/>
-          <w:highlight w:val="red"/>
+          <w:highlight w:val="darkBlue"/>
         </w:rPr>
         <w:t xml:space="preserve"> αγγελία</w:t>
       </w:r>
@@ -7210,7 +7436,7 @@
           <w:strike/>
           <w:sz w:val="24"/>
           <w:szCs w:val="24"/>
-          <w:highlight w:val="red"/>
+          <w:highlight w:val="darkBlue"/>
         </w:rPr>
         <w:t>ς</w:t>
       </w:r>
@@ -7220,7 +7446,7 @@
           <w:strike/>
           <w:sz w:val="24"/>
           <w:szCs w:val="24"/>
-          <w:highlight w:val="red"/>
+          <w:highlight w:val="darkBlue"/>
         </w:rPr>
         <w:t>.</w:t>
       </w:r>
@@ -7238,7 +7464,7 @@
           <w:strike/>
           <w:sz w:val="24"/>
           <w:szCs w:val="24"/>
-          <w:highlight w:val="red"/>
+          <w:highlight w:val="darkBlue"/>
         </w:rPr>
       </w:pPr>
       <w:r>
@@ -7247,7 +7473,7 @@
           <w:strike/>
           <w:sz w:val="24"/>
           <w:szCs w:val="24"/>
-          <w:highlight w:val="red"/>
+          <w:highlight w:val="darkBlue"/>
         </w:rPr>
         <w:t xml:space="preserve">Η περίπτωση χρήσης συνεχίζει από το βήμα </w:t>
       </w:r>
@@ -7257,7 +7483,7 @@
           <w:strike/>
           <w:sz w:val="24"/>
           <w:szCs w:val="24"/>
-          <w:highlight w:val="red"/>
+          <w:highlight w:val="darkBlue"/>
         </w:rPr>
         <w:t>2</w:t>
       </w:r>
@@ -7267,7 +7493,7 @@
           <w:strike/>
           <w:sz w:val="24"/>
           <w:szCs w:val="24"/>
-          <w:highlight w:val="red"/>
+          <w:highlight w:val="darkBlue"/>
         </w:rPr>
         <w:t>.α.</w:t>
       </w:r>
@@ -7277,7 +7503,7 @@
           <w:strike/>
           <w:sz w:val="24"/>
           <w:szCs w:val="24"/>
-          <w:highlight w:val="red"/>
+          <w:highlight w:val="darkBlue"/>
         </w:rPr>
         <w:t>6</w:t>
       </w:r>
@@ -7287,7 +7513,7 @@
           <w:strike/>
           <w:sz w:val="24"/>
           <w:szCs w:val="24"/>
-          <w:highlight w:val="red"/>
+          <w:highlight w:val="darkBlue"/>
         </w:rPr>
         <w:t xml:space="preserve"> της εναλλακτικής ροής 3</w:t>
       </w:r>
@@ -7297,7 +7523,7 @@
           <w:strike/>
           <w:sz w:val="24"/>
           <w:szCs w:val="24"/>
-          <w:highlight w:val="red"/>
+          <w:highlight w:val="darkBlue"/>
         </w:rPr>
         <w:t>.</w:t>
       </w:r>
@@ -10507,6 +10733,7 @@
   <w:style w:type="character" w:default="1" w:styleId="a0">
     <w:name w:val="Default Paragraph Font"/>
     <w:uiPriority w:val="1"/>
+    <w:semiHidden/>
     <w:unhideWhenUsed/>
   </w:style>
   <w:style w:type="table" w:default="1" w:styleId="a1">

--- a/Use_cases_GIA/Use_cases_4_6_11_v1.1.docx
+++ b/Use_cases_GIA/Use_cases_4_6_11_v1.1.docx
@@ -205,7 +205,6 @@
           <w:lang w:bidi="he-IL"/>
         </w:rPr>
       </w:pPr>
-      <w:proofErr w:type="spellStart"/>
       <w:r>
         <w:rPr>
           <w:rFonts w:ascii="Bahnschrift Light" w:hAnsi="Bahnschrift Light"/>
@@ -213,37 +212,7 @@
           <w:szCs w:val="24"/>
           <w:lang w:bidi="he-IL"/>
         </w:rPr>
-        <w:t>Use</w:t>
-      </w:r>
-      <w:proofErr w:type="spellEnd"/>
-      <w:r>
-        <w:rPr>
-          <w:rFonts w:ascii="Bahnschrift Light" w:hAnsi="Bahnschrift Light"/>
-          <w:sz w:val="24"/>
-          <w:szCs w:val="24"/>
-          <w:lang w:bidi="he-IL"/>
-        </w:rPr>
-        <w:t xml:space="preserve"> </w:t>
-      </w:r>
-      <w:proofErr w:type="spellStart"/>
-      <w:r>
-        <w:rPr>
-          <w:rFonts w:ascii="Bahnschrift Light" w:hAnsi="Bahnschrift Light"/>
-          <w:sz w:val="24"/>
-          <w:szCs w:val="24"/>
-          <w:lang w:bidi="he-IL"/>
-        </w:rPr>
-        <w:t>Case</w:t>
-      </w:r>
-      <w:proofErr w:type="spellEnd"/>
-      <w:r>
-        <w:rPr>
-          <w:rFonts w:ascii="Bahnschrift Light" w:hAnsi="Bahnschrift Light"/>
-          <w:sz w:val="24"/>
-          <w:szCs w:val="24"/>
-          <w:lang w:bidi="he-IL"/>
-        </w:rPr>
-        <w:t xml:space="preserve"> 4: Αγγαρείες</w:t>
+        <w:t>Use Case 4: Αγγαρείες</w:t>
       </w:r>
     </w:p>
     <w:p>
@@ -770,25 +739,7 @@
           <w:sz w:val="24"/>
           <w:szCs w:val="24"/>
         </w:rPr>
-        <w:t xml:space="preserve"> και επιλέγει "</w:t>
-      </w:r>
-      <w:proofErr w:type="spellStart"/>
-      <w:r>
-        <w:rPr>
-          <w:rFonts w:ascii="Bahnschrift Light" w:hAnsi="Bahnschrift Light"/>
-          <w:sz w:val="24"/>
-          <w:szCs w:val="24"/>
-        </w:rPr>
-        <w:t>Complete</w:t>
-      </w:r>
-      <w:proofErr w:type="spellEnd"/>
-      <w:r>
-        <w:rPr>
-          <w:rFonts w:ascii="Bahnschrift Light" w:hAnsi="Bahnschrift Light"/>
-          <w:sz w:val="24"/>
-          <w:szCs w:val="24"/>
-        </w:rPr>
-        <w:t>"</w:t>
+        <w:t xml:space="preserve"> και επιλέγει "Complete"</w:t>
       </w:r>
       <w:r>
         <w:rPr>
@@ -3084,7 +3035,6 @@
           <w:lang w:bidi="he-IL"/>
         </w:rPr>
       </w:pPr>
-      <w:proofErr w:type="spellStart"/>
       <w:r>
         <w:rPr>
           <w:rFonts w:ascii="Bahnschrift Light" w:hAnsi="Bahnschrift Light"/>
@@ -3092,37 +3042,7 @@
           <w:szCs w:val="24"/>
           <w:lang w:bidi="he-IL"/>
         </w:rPr>
-        <w:t>Use</w:t>
-      </w:r>
-      <w:proofErr w:type="spellEnd"/>
-      <w:r>
-        <w:rPr>
-          <w:rFonts w:ascii="Bahnschrift Light" w:hAnsi="Bahnschrift Light"/>
-          <w:sz w:val="24"/>
-          <w:szCs w:val="24"/>
-          <w:lang w:bidi="he-IL"/>
-        </w:rPr>
-        <w:t xml:space="preserve"> </w:t>
-      </w:r>
-      <w:proofErr w:type="spellStart"/>
-      <w:r>
-        <w:rPr>
-          <w:rFonts w:ascii="Bahnschrift Light" w:hAnsi="Bahnschrift Light"/>
-          <w:sz w:val="24"/>
-          <w:szCs w:val="24"/>
-          <w:lang w:bidi="he-IL"/>
-        </w:rPr>
-        <w:t>Case</w:t>
-      </w:r>
-      <w:proofErr w:type="spellEnd"/>
-      <w:r>
-        <w:rPr>
-          <w:rFonts w:ascii="Bahnschrift Light" w:hAnsi="Bahnschrift Light"/>
-          <w:sz w:val="24"/>
-          <w:szCs w:val="24"/>
-          <w:lang w:bidi="he-IL"/>
-        </w:rPr>
-        <w:t xml:space="preserve"> 6: Πόντοι</w:t>
+        <w:t>Use Case 6: Πόντοι</w:t>
       </w:r>
     </w:p>
     <w:p>
@@ -3358,25 +3278,7 @@
           <w:sz w:val="24"/>
           <w:szCs w:val="24"/>
         </w:rPr>
-        <w:t>και πατάει το “</w:t>
-      </w:r>
-      <w:proofErr w:type="spellStart"/>
-      <w:r>
-        <w:rPr>
-          <w:rFonts w:ascii="Bahnschrift Light" w:hAnsi="Bahnschrift Light"/>
-          <w:sz w:val="24"/>
-          <w:szCs w:val="24"/>
-        </w:rPr>
-        <w:t>buy</w:t>
-      </w:r>
-      <w:proofErr w:type="spellEnd"/>
-      <w:r>
-        <w:rPr>
-          <w:rFonts w:ascii="Bahnschrift Light" w:hAnsi="Bahnschrift Light"/>
-          <w:sz w:val="24"/>
-          <w:szCs w:val="24"/>
-        </w:rPr>
-        <w:t>”.</w:t>
+        <w:t>και πατάει το “buy”.</w:t>
       </w:r>
     </w:p>
     <w:p>
@@ -4316,7 +4218,6 @@
         </w:rPr>
         <w:t>_N</w:t>
       </w:r>
-      <w:proofErr w:type="spellStart"/>
       <w:r>
         <w:rPr>
           <w:rFonts w:ascii="Bahnschrift Light" w:hAnsi="Bahnschrift Light"/>
@@ -4327,7 +4228,6 @@
         </w:rPr>
         <w:t>ame</w:t>
       </w:r>
-      <w:proofErr w:type="spellEnd"/>
       <w:r>
         <w:rPr>
           <w:rFonts w:ascii="Bahnschrift Light" w:hAnsi="Bahnschrift Light"/>
@@ -4337,7 +4237,6 @@
         </w:rPr>
         <w:t>), πόντοι(P</w:t>
       </w:r>
-      <w:proofErr w:type="spellStart"/>
       <w:r>
         <w:rPr>
           <w:rFonts w:ascii="Bahnschrift Light" w:hAnsi="Bahnschrift Light"/>
@@ -4348,7 +4247,6 @@
         </w:rPr>
         <w:t>oints</w:t>
       </w:r>
-      <w:proofErr w:type="spellEnd"/>
       <w:r>
         <w:rPr>
           <w:rFonts w:ascii="Bahnschrift Light" w:hAnsi="Bahnschrift Light"/>
@@ -5253,15 +5151,7 @@
           <w:sz w:val="28"/>
           <w:szCs w:val="28"/>
         </w:rPr>
-        <w:t>Αλλαγή στο βήμα 2.α.3. της εναλλακτικής ροής 3</w:t>
-      </w:r>
-      <w:r>
-        <w:rPr>
-          <w:rFonts w:ascii="Bahnschrift Light" w:hAnsi="Bahnschrift Light"/>
-          <w:sz w:val="28"/>
-          <w:szCs w:val="28"/>
-        </w:rPr>
-        <w:t xml:space="preserve"> </w:t>
+        <w:t xml:space="preserve">Αφαιρέθηκαν τα βήματα 2.α.1. και 2.α.2. της εναλλακτικής ροής 3 </w:t>
       </w:r>
       <w:r>
         <w:rPr>
@@ -5291,7 +5181,39 @@
           <w:sz w:val="28"/>
           <w:szCs w:val="28"/>
         </w:rPr>
-        <w:t>Αφαιρέθηκε η εναλλακτική ροή 3.1 καθώς δεν παίζει ρόλο η κατάσταση της αγγελίας στην ακύρωση.</w:t>
+        <w:t>Αλλαγή στο βήμα 2.α.3.</w:t>
+      </w:r>
+      <w:r>
+        <w:rPr>
+          <w:rFonts w:ascii="Bahnschrift Light" w:hAnsi="Bahnschrift Light"/>
+          <w:sz w:val="28"/>
+          <w:szCs w:val="28"/>
+        </w:rPr>
+        <w:t xml:space="preserve"> που γίνεται 2.α.1</w:t>
+      </w:r>
+      <w:r>
+        <w:rPr>
+          <w:rFonts w:ascii="Bahnschrift Light" w:hAnsi="Bahnschrift Light"/>
+          <w:sz w:val="28"/>
+          <w:szCs w:val="28"/>
+        </w:rPr>
+        <w:t xml:space="preserve"> της εναλλακτικής ροής 3</w:t>
+      </w:r>
+      <w:r>
+        <w:rPr>
+          <w:rFonts w:ascii="Bahnschrift Light" w:hAnsi="Bahnschrift Light"/>
+          <w:sz w:val="28"/>
+          <w:szCs w:val="28"/>
+        </w:rPr>
+        <w:t xml:space="preserve"> </w:t>
+      </w:r>
+      <w:r>
+        <w:rPr>
+          <w:rFonts w:ascii="Bahnschrift Light" w:hAnsi="Bahnschrift Light"/>
+          <w:sz w:val="28"/>
+          <w:szCs w:val="28"/>
+        </w:rPr>
+        <w:t>λόγω απλούστευσης της σχεδίασης της εφαρμογής.</w:t>
       </w:r>
     </w:p>
     <w:p>
@@ -5313,7 +5235,7 @@
           <w:sz w:val="28"/>
           <w:szCs w:val="28"/>
         </w:rPr>
-        <w:t>Αφαιρέθηκε η εναλλακτική ροή 3.2 λόγω απλούστευσης της σχεδίασης της εφαρμογής.</w:t>
+        <w:t>Αφαιρέθηκε η εναλλακτική ροή 3.1 καθώς δεν παίζει ρόλο η κατάσταση της αγγελίας στην ακύρωση.</w:t>
       </w:r>
     </w:p>
     <w:p>
@@ -5335,6 +5257,28 @@
           <w:sz w:val="28"/>
           <w:szCs w:val="28"/>
         </w:rPr>
+        <w:t>Αφαιρέθηκε η εναλλακτική ροή 3.2 λόγω απλούστευσης της σχεδίασης της εφαρμογής.</w:t>
+      </w:r>
+    </w:p>
+    <w:p>
+      <w:pPr>
+        <w:pStyle w:val="a6"/>
+        <w:numPr>
+          <w:ilvl w:val="0"/>
+          <w:numId w:val="27"/>
+        </w:numPr>
+        <w:rPr>
+          <w:rFonts w:ascii="Bahnschrift Light" w:hAnsi="Bahnschrift Light"/>
+          <w:sz w:val="28"/>
+          <w:szCs w:val="28"/>
+        </w:rPr>
+      </w:pPr>
+      <w:r>
+        <w:rPr>
+          <w:rFonts w:ascii="Bahnschrift Light" w:hAnsi="Bahnschrift Light"/>
+          <w:sz w:val="28"/>
+          <w:szCs w:val="28"/>
+        </w:rPr>
         <w:t>Προσθήκη της παραδοχής λόγω της σχεδίασης.</w:t>
       </w:r>
     </w:p>
@@ -5374,7 +5318,6 @@
           <w:lang w:bidi="he-IL"/>
         </w:rPr>
       </w:pPr>
-      <w:proofErr w:type="spellStart"/>
       <w:r>
         <w:rPr>
           <w:rFonts w:ascii="Bahnschrift Light" w:hAnsi="Bahnschrift Light"/>
@@ -5382,37 +5325,7 @@
           <w:szCs w:val="24"/>
           <w:lang w:bidi="he-IL"/>
         </w:rPr>
-        <w:t>Use</w:t>
-      </w:r>
-      <w:proofErr w:type="spellEnd"/>
-      <w:r>
-        <w:rPr>
-          <w:rFonts w:ascii="Bahnschrift Light" w:hAnsi="Bahnschrift Light"/>
-          <w:sz w:val="24"/>
-          <w:szCs w:val="24"/>
-          <w:lang w:bidi="he-IL"/>
-        </w:rPr>
-        <w:t xml:space="preserve"> </w:t>
-      </w:r>
-      <w:proofErr w:type="spellStart"/>
-      <w:r>
-        <w:rPr>
-          <w:rFonts w:ascii="Bahnschrift Light" w:hAnsi="Bahnschrift Light"/>
-          <w:sz w:val="24"/>
-          <w:szCs w:val="24"/>
-          <w:lang w:bidi="he-IL"/>
-        </w:rPr>
-        <w:t>Case</w:t>
-      </w:r>
-      <w:proofErr w:type="spellEnd"/>
-      <w:r>
-        <w:rPr>
-          <w:rFonts w:ascii="Bahnschrift Light" w:hAnsi="Bahnschrift Light"/>
-          <w:sz w:val="24"/>
-          <w:szCs w:val="24"/>
-          <w:lang w:bidi="he-IL"/>
-        </w:rPr>
-        <w:t xml:space="preserve"> 11: Δημιουργία Αγγελίας</w:t>
+        <w:t>Use Case 11: Δημιουργία Αγγελίας</w:t>
       </w:r>
     </w:p>
     <w:p>
@@ -5678,115 +5591,7 @@
           <w:sz w:val="24"/>
           <w:szCs w:val="24"/>
         </w:rPr>
-        <w:t>με πεδία για την περιγραφή (</w:t>
-      </w:r>
-      <w:proofErr w:type="spellStart"/>
-      <w:r>
-        <w:rPr>
-          <w:rFonts w:ascii="Bahnschrift Light" w:hAnsi="Bahnschrift Light"/>
-          <w:sz w:val="24"/>
-          <w:szCs w:val="24"/>
-        </w:rPr>
-        <w:t>Description</w:t>
-      </w:r>
-      <w:proofErr w:type="spellEnd"/>
-      <w:r>
-        <w:rPr>
-          <w:rFonts w:ascii="Bahnschrift Light" w:hAnsi="Bahnschrift Light"/>
-          <w:sz w:val="24"/>
-          <w:szCs w:val="24"/>
-        </w:rPr>
-        <w:t>), τοποθεσία (</w:t>
-      </w:r>
-      <w:proofErr w:type="spellStart"/>
-      <w:r>
-        <w:rPr>
-          <w:rFonts w:ascii="Bahnschrift Light" w:hAnsi="Bahnschrift Light"/>
-          <w:sz w:val="24"/>
-          <w:szCs w:val="24"/>
-        </w:rPr>
-        <w:t>Location</w:t>
-      </w:r>
-      <w:proofErr w:type="spellEnd"/>
-      <w:r>
-        <w:rPr>
-          <w:rFonts w:ascii="Bahnschrift Light" w:hAnsi="Bahnschrift Light"/>
-          <w:sz w:val="24"/>
-          <w:szCs w:val="24"/>
-        </w:rPr>
-        <w:t>) , ενοίκιο (</w:t>
-      </w:r>
-      <w:proofErr w:type="spellStart"/>
-      <w:r>
-        <w:rPr>
-          <w:rFonts w:ascii="Bahnschrift Light" w:hAnsi="Bahnschrift Light"/>
-          <w:sz w:val="24"/>
-          <w:szCs w:val="24"/>
-        </w:rPr>
-        <w:t>Rent</w:t>
-      </w:r>
-      <w:proofErr w:type="spellEnd"/>
-      <w:r>
-        <w:rPr>
-          <w:rFonts w:ascii="Bahnschrift Light" w:hAnsi="Bahnschrift Light"/>
-          <w:sz w:val="24"/>
-          <w:szCs w:val="24"/>
-        </w:rPr>
-        <w:t>), τον αριθμό των συγκατοίκων που αναζητεί ο χρήστης (</w:t>
-      </w:r>
-      <w:proofErr w:type="spellStart"/>
-      <w:r>
-        <w:rPr>
-          <w:rFonts w:ascii="Bahnschrift Light" w:hAnsi="Bahnschrift Light"/>
-          <w:sz w:val="24"/>
-          <w:szCs w:val="24"/>
-        </w:rPr>
-        <w:t>Roommates</w:t>
-      </w:r>
-      <w:proofErr w:type="spellEnd"/>
-      <w:r>
-        <w:rPr>
-          <w:rFonts w:ascii="Bahnschrift Light" w:hAnsi="Bahnschrift Light"/>
-          <w:sz w:val="24"/>
-          <w:szCs w:val="24"/>
-        </w:rPr>
-        <w:t xml:space="preserve"> </w:t>
-      </w:r>
-      <w:proofErr w:type="spellStart"/>
-      <w:r>
-        <w:rPr>
-          <w:rFonts w:ascii="Bahnschrift Light" w:hAnsi="Bahnschrift Light"/>
-          <w:sz w:val="24"/>
-          <w:szCs w:val="24"/>
-        </w:rPr>
-        <w:t>wanted</w:t>
-      </w:r>
-      <w:proofErr w:type="spellEnd"/>
-      <w:r>
-        <w:rPr>
-          <w:rFonts w:ascii="Bahnschrift Light" w:hAnsi="Bahnschrift Light"/>
-          <w:sz w:val="24"/>
-          <w:szCs w:val="24"/>
-        </w:rPr>
-        <w:t xml:space="preserve">) και τη διεύθυνση του σπιτιού (House </w:t>
-      </w:r>
-      <w:proofErr w:type="spellStart"/>
-      <w:r>
-        <w:rPr>
-          <w:rFonts w:ascii="Bahnschrift Light" w:hAnsi="Bahnschrift Light"/>
-          <w:sz w:val="24"/>
-          <w:szCs w:val="24"/>
-        </w:rPr>
-        <w:t>address</w:t>
-      </w:r>
-      <w:proofErr w:type="spellEnd"/>
-      <w:r>
-        <w:rPr>
-          <w:rFonts w:ascii="Bahnschrift Light" w:hAnsi="Bahnschrift Light"/>
-          <w:sz w:val="24"/>
-          <w:szCs w:val="24"/>
-        </w:rPr>
-        <w:t>)</w:t>
+        <w:t>με πεδία για την περιγραφή (Description), τοποθεσία (Location) , ενοίκιο (Rent), τον αριθμό των συγκατοίκων που αναζητεί ο χρήστης (Roommates wanted) και τη διεύθυνση του σπιτιού (House address)</w:t>
       </w:r>
       <w:r>
         <w:rPr>
@@ -6706,6 +6511,301 @@
     </w:p>
     <w:p>
       <w:pPr>
+        <w:spacing w:line="278" w:lineRule="auto"/>
+        <w:ind w:firstLine="720"/>
+        <w:jc w:val="both"/>
+        <w:rPr>
+          <w:rFonts w:ascii="Bahnschrift Light" w:hAnsi="Bahnschrift Light"/>
+          <w:strike/>
+          <w:sz w:val="24"/>
+          <w:szCs w:val="24"/>
+          <w:highlight w:val="darkBlue"/>
+        </w:rPr>
+      </w:pPr>
+      <w:r>
+        <w:rPr>
+          <w:rFonts w:ascii="Bahnschrift Light" w:hAnsi="Bahnschrift Light"/>
+          <w:strike/>
+          <w:sz w:val="24"/>
+          <w:szCs w:val="24"/>
+          <w:highlight w:val="darkBlue"/>
+        </w:rPr>
+        <w:t xml:space="preserve">2.α.1. </w:t>
+      </w:r>
+      <w:r>
+        <w:rPr>
+          <w:rFonts w:ascii="Bahnschrift Light" w:hAnsi="Bahnschrift Light"/>
+          <w:strike/>
+          <w:sz w:val="24"/>
+          <w:szCs w:val="24"/>
+          <w:highlight w:val="darkBlue"/>
+        </w:rPr>
+        <w:tab/>
+      </w:r>
+      <w:r>
+        <w:rPr>
+          <w:rFonts w:ascii="Bahnschrift Light" w:hAnsi="Bahnschrift Light"/>
+          <w:strike/>
+          <w:sz w:val="24"/>
+          <w:szCs w:val="24"/>
+          <w:highlight w:val="darkBlue"/>
+        </w:rPr>
+        <w:tab/>
+      </w:r>
+      <w:r>
+        <w:rPr>
+          <w:rFonts w:ascii="Bahnschrift Light" w:hAnsi="Bahnschrift Light"/>
+          <w:strike/>
+          <w:sz w:val="24"/>
+          <w:szCs w:val="24"/>
+          <w:highlight w:val="darkBlue"/>
+        </w:rPr>
+        <w:t xml:space="preserve">Ο χρήστης επιλέγει μια </w:t>
+      </w:r>
+      <w:r>
+        <w:rPr>
+          <w:rFonts w:ascii="Bahnschrift Light" w:hAnsi="Bahnschrift Light"/>
+          <w:strike/>
+          <w:sz w:val="24"/>
+          <w:szCs w:val="24"/>
+          <w:highlight w:val="darkBlue"/>
+        </w:rPr>
+        <w:t>αγγελία</w:t>
+      </w:r>
+      <w:r>
+        <w:rPr>
+          <w:rFonts w:ascii="Bahnschrift Light" w:hAnsi="Bahnschrift Light"/>
+          <w:strike/>
+          <w:sz w:val="24"/>
+          <w:szCs w:val="24"/>
+          <w:highlight w:val="darkBlue"/>
+        </w:rPr>
+        <w:t xml:space="preserve"> από τ</w:t>
+      </w:r>
+      <w:r>
+        <w:rPr>
+          <w:rFonts w:ascii="Bahnschrift Light" w:hAnsi="Bahnschrift Light"/>
+          <w:strike/>
+          <w:sz w:val="24"/>
+          <w:szCs w:val="24"/>
+          <w:highlight w:val="darkBlue"/>
+        </w:rPr>
+        <w:t xml:space="preserve">ην </w:t>
+      </w:r>
+      <w:r>
+        <w:rPr>
+          <w:rFonts w:ascii="Bahnschrift Light" w:hAnsi="Bahnschrift Light"/>
+          <w:strike/>
+          <w:sz w:val="24"/>
+          <w:szCs w:val="24"/>
+          <w:highlight w:val="darkBlue"/>
+        </w:rPr>
+        <w:t xml:space="preserve"> </w:t>
+      </w:r>
+      <w:r>
+        <w:rPr>
+          <w:strike/>
+          <w:highlight w:val="darkBlue"/>
+        </w:rPr>
+        <w:t xml:space="preserve"> </w:t>
+      </w:r>
+      <w:r>
+        <w:rPr>
+          <w:rFonts w:ascii="Bahnschrift Light" w:hAnsi="Bahnschrift Light"/>
+          <w:strike/>
+          <w:sz w:val="24"/>
+          <w:szCs w:val="24"/>
+          <w:highlight w:val="darkBlue"/>
+        </w:rPr>
+        <w:t>Οθόνη Οι Αγγελίες μου</w:t>
+      </w:r>
+      <w:r>
+        <w:rPr>
+          <w:rFonts w:ascii="Bahnschrift Light" w:hAnsi="Bahnschrift Light"/>
+          <w:strike/>
+          <w:sz w:val="24"/>
+          <w:szCs w:val="24"/>
+          <w:highlight w:val="darkBlue"/>
+        </w:rPr>
+        <w:t>.</w:t>
+      </w:r>
+    </w:p>
+    <w:p>
+      <w:pPr>
+        <w:spacing w:line="278" w:lineRule="auto"/>
+        <w:ind w:left="720"/>
+        <w:jc w:val="both"/>
+        <w:rPr>
+          <w:rFonts w:ascii="Bahnschrift Light" w:hAnsi="Bahnschrift Light"/>
+          <w:strike/>
+          <w:sz w:val="24"/>
+          <w:szCs w:val="24"/>
+          <w:highlight w:val="darkBlue"/>
+        </w:rPr>
+      </w:pPr>
+      <w:r>
+        <w:rPr>
+          <w:rFonts w:ascii="Bahnschrift Light" w:hAnsi="Bahnschrift Light"/>
+          <w:strike/>
+          <w:sz w:val="24"/>
+          <w:szCs w:val="24"/>
+          <w:highlight w:val="darkBlue"/>
+        </w:rPr>
+        <w:t>2.α.2</w:t>
+      </w:r>
+      <w:r>
+        <w:rPr>
+          <w:rFonts w:ascii="Bahnschrift Light" w:hAnsi="Bahnschrift Light"/>
+          <w:strike/>
+          <w:sz w:val="24"/>
+          <w:szCs w:val="24"/>
+          <w:highlight w:val="darkBlue"/>
+        </w:rPr>
+        <w:tab/>
+      </w:r>
+      <w:r>
+        <w:rPr>
+          <w:rFonts w:ascii="Bahnschrift Light" w:hAnsi="Bahnschrift Light"/>
+          <w:strike/>
+          <w:sz w:val="24"/>
+          <w:szCs w:val="24"/>
+          <w:highlight w:val="darkBlue"/>
+        </w:rPr>
+        <w:tab/>
+      </w:r>
+      <w:r>
+        <w:rPr>
+          <w:rFonts w:ascii="Bahnschrift Light" w:hAnsi="Bahnschrift Light"/>
+          <w:strike/>
+          <w:sz w:val="24"/>
+          <w:szCs w:val="24"/>
+          <w:highlight w:val="darkBlue"/>
+        </w:rPr>
+        <w:t xml:space="preserve"> </w:t>
+      </w:r>
+      <w:r>
+        <w:rPr>
+          <w:rFonts w:ascii="Bahnschrift Light" w:hAnsi="Bahnschrift Light"/>
+          <w:strike/>
+          <w:sz w:val="24"/>
+          <w:szCs w:val="24"/>
+          <w:highlight w:val="darkBlue"/>
+        </w:rPr>
+        <w:t xml:space="preserve">Το σύστημα εμφανίζει την κατάσταση της </w:t>
+      </w:r>
+      <w:r>
+        <w:rPr>
+          <w:rFonts w:ascii="Bahnschrift Light" w:hAnsi="Bahnschrift Light"/>
+          <w:strike/>
+          <w:sz w:val="24"/>
+          <w:szCs w:val="24"/>
+          <w:highlight w:val="darkBlue"/>
+        </w:rPr>
+        <w:t>αγγελίας από την οντότητα “Αγγελία”</w:t>
+      </w:r>
+      <w:r>
+        <w:rPr>
+          <w:rFonts w:ascii="Bahnschrift Light" w:hAnsi="Bahnschrift Light"/>
+          <w:strike/>
+          <w:sz w:val="24"/>
+          <w:szCs w:val="24"/>
+          <w:highlight w:val="darkBlue"/>
+        </w:rPr>
+        <w:t xml:space="preserve"> (</w:t>
+      </w:r>
+      <w:r>
+        <w:rPr>
+          <w:rFonts w:ascii="Bahnschrift Light" w:hAnsi="Bahnschrift Light"/>
+          <w:strike/>
+          <w:sz w:val="24"/>
+          <w:szCs w:val="24"/>
+          <w:highlight w:val="darkBlue"/>
+        </w:rPr>
+        <w:t>Εκκρεμ</w:t>
+      </w:r>
+      <w:r>
+        <w:rPr>
+          <w:rFonts w:ascii="Bahnschrift Light" w:hAnsi="Bahnschrift Light"/>
+          <w:strike/>
+          <w:sz w:val="24"/>
+          <w:szCs w:val="24"/>
+          <w:highlight w:val="darkBlue"/>
+        </w:rPr>
+        <w:t>ή</w:t>
+      </w:r>
+      <w:r>
+        <w:rPr>
+          <w:rFonts w:ascii="Bahnschrift Light" w:hAnsi="Bahnschrift Light"/>
+          <w:strike/>
+          <w:sz w:val="24"/>
+          <w:szCs w:val="24"/>
+          <w:highlight w:val="darkBlue"/>
+        </w:rPr>
+        <w:t xml:space="preserve">ς </w:t>
+      </w:r>
+      <w:r>
+        <w:rPr>
+          <w:rFonts w:ascii="Bahnschrift Light" w:hAnsi="Bahnschrift Light"/>
+          <w:strike/>
+          <w:sz w:val="24"/>
+          <w:szCs w:val="24"/>
+          <w:highlight w:val="darkBlue"/>
+        </w:rPr>
+        <w:t xml:space="preserve">/ </w:t>
+      </w:r>
+      <w:r>
+        <w:rPr>
+          <w:rFonts w:ascii="Bahnschrift Light" w:hAnsi="Bahnschrift Light"/>
+          <w:strike/>
+          <w:sz w:val="24"/>
+          <w:szCs w:val="24"/>
+          <w:highlight w:val="darkBlue"/>
+        </w:rPr>
+        <w:tab/>
+      </w:r>
+      <w:r>
+        <w:rPr>
+          <w:rFonts w:ascii="Bahnschrift Light" w:hAnsi="Bahnschrift Light"/>
+          <w:strike/>
+          <w:sz w:val="24"/>
+          <w:szCs w:val="24"/>
+          <w:highlight w:val="darkBlue"/>
+        </w:rPr>
+        <w:t xml:space="preserve">Δεκτή </w:t>
+      </w:r>
+      <w:r>
+        <w:rPr>
+          <w:rFonts w:ascii="Bahnschrift Light" w:hAnsi="Bahnschrift Light"/>
+          <w:strike/>
+          <w:sz w:val="24"/>
+          <w:szCs w:val="24"/>
+          <w:highlight w:val="darkBlue"/>
+        </w:rPr>
+        <w:t xml:space="preserve">/ </w:t>
+      </w:r>
+      <w:r>
+        <w:rPr>
+          <w:rFonts w:ascii="Bahnschrift Light" w:hAnsi="Bahnschrift Light"/>
+          <w:strike/>
+          <w:sz w:val="24"/>
+          <w:szCs w:val="24"/>
+          <w:highlight w:val="darkBlue"/>
+        </w:rPr>
+        <w:t>Απορρίφθηκε</w:t>
+      </w:r>
+      <w:r>
+        <w:rPr>
+          <w:rFonts w:ascii="Bahnschrift Light" w:hAnsi="Bahnschrift Light"/>
+          <w:strike/>
+          <w:sz w:val="24"/>
+          <w:szCs w:val="24"/>
+          <w:highlight w:val="darkBlue"/>
+        </w:rPr>
+        <w:t>).</w:t>
+      </w:r>
+    </w:p>
+    <w:p>
+      <w:pPr>
         <w:numPr>
           <w:ilvl w:val="0"/>
           <w:numId w:val="9"/>
@@ -6724,58 +6824,39 @@
           <w:sz w:val="24"/>
           <w:szCs w:val="24"/>
         </w:rPr>
-        <w:t xml:space="preserve">Ο χρήστης επιλέγει μια </w:t>
-      </w:r>
-      <w:r>
-        <w:rPr>
-          <w:rFonts w:ascii="Bahnschrift Light" w:hAnsi="Bahnschrift Light"/>
-          <w:sz w:val="24"/>
-          <w:szCs w:val="24"/>
-        </w:rPr>
-        <w:t>αγγελία</w:t>
-      </w:r>
-      <w:r>
-        <w:rPr>
-          <w:rFonts w:ascii="Bahnschrift Light" w:hAnsi="Bahnschrift Light"/>
-          <w:sz w:val="24"/>
-          <w:szCs w:val="24"/>
-        </w:rPr>
-        <w:t xml:space="preserve"> από τ</w:t>
-      </w:r>
-      <w:r>
-        <w:rPr>
-          <w:rFonts w:ascii="Bahnschrift Light" w:hAnsi="Bahnschrift Light"/>
-          <w:sz w:val="24"/>
-          <w:szCs w:val="24"/>
-        </w:rPr>
-        <w:t xml:space="preserve">ην </w:t>
-      </w:r>
-      <w:r>
-        <w:rPr>
-          <w:rFonts w:ascii="Bahnschrift Light" w:hAnsi="Bahnschrift Light"/>
-          <w:sz w:val="24"/>
-          <w:szCs w:val="24"/>
+        <w:t xml:space="preserve">Ο χρήστης </w:t>
+      </w:r>
+      <w:r>
+        <w:rPr>
+          <w:rFonts w:ascii="Bahnschrift Light" w:hAnsi="Bahnschrift Light"/>
+          <w:sz w:val="24"/>
+          <w:szCs w:val="24"/>
+        </w:rPr>
+        <w:t xml:space="preserve">επιλέγει </w:t>
+      </w:r>
+      <w:r>
+        <w:rPr>
+          <w:rFonts w:ascii="Bahnschrift Light" w:hAnsi="Bahnschrift Light"/>
+          <w:sz w:val="24"/>
+          <w:szCs w:val="24"/>
+          <w:highlight w:val="darkBlue"/>
+        </w:rPr>
+        <w:t xml:space="preserve">ακύρωση σε μια αγγελία από την  </w:t>
+      </w:r>
+      <w:r>
+        <w:rPr>
+          <w:highlight w:val="darkBlue"/>
         </w:rPr>
         <w:t xml:space="preserve"> </w:t>
       </w:r>
       <w:r>
-        <w:t xml:space="preserve"> </w:t>
-      </w:r>
-      <w:r>
-        <w:rPr>
-          <w:rFonts w:ascii="Bahnschrift Light" w:hAnsi="Bahnschrift Light"/>
-          <w:sz w:val="24"/>
-          <w:szCs w:val="24"/>
-        </w:rPr>
-        <w:t>Οθόνη Οι Αγγελίες μου</w:t>
-      </w:r>
-      <w:r>
-        <w:rPr>
-          <w:rFonts w:ascii="Bahnschrift Light" w:hAnsi="Bahnschrift Light"/>
-          <w:sz w:val="24"/>
-          <w:szCs w:val="24"/>
-        </w:rPr>
-        <w:t>.</w:t>
+        <w:rPr>
+          <w:rFonts w:ascii="Bahnschrift Light" w:hAnsi="Bahnschrift Light"/>
+          <w:sz w:val="24"/>
+          <w:szCs w:val="24"/>
+          <w:highlight w:val="darkBlue"/>
+        </w:rPr>
+        <w:t>Οθόνη Οι Αγγελίες μου.</w:t>
       </w:r>
     </w:p>
     <w:p>
@@ -6798,95 +6879,65 @@
           <w:sz w:val="24"/>
           <w:szCs w:val="24"/>
         </w:rPr>
-        <w:t xml:space="preserve">Το σύστημα εμφανίζει την κατάσταση της </w:t>
-      </w:r>
-      <w:r>
-        <w:rPr>
-          <w:rFonts w:ascii="Bahnschrift Light" w:hAnsi="Bahnschrift Light"/>
-          <w:sz w:val="24"/>
-          <w:szCs w:val="24"/>
-        </w:rPr>
-        <w:t>αγγελίας από την οντότητα “Αγγελία”</w:t>
-      </w:r>
-      <w:r>
-        <w:rPr>
-          <w:rFonts w:ascii="Bahnschrift Light" w:hAnsi="Bahnschrift Light"/>
-          <w:sz w:val="24"/>
-          <w:szCs w:val="24"/>
-        </w:rPr>
-        <w:t xml:space="preserve"> (</w:t>
-      </w:r>
-      <w:r>
-        <w:rPr>
-          <w:rFonts w:ascii="Bahnschrift Light" w:hAnsi="Bahnschrift Light"/>
-          <w:sz w:val="24"/>
-          <w:szCs w:val="24"/>
-        </w:rPr>
-        <w:t>Εκκρεμ</w:t>
-      </w:r>
-      <w:r>
-        <w:rPr>
-          <w:rFonts w:ascii="Bahnschrift Light" w:hAnsi="Bahnschrift Light"/>
-          <w:sz w:val="24"/>
-          <w:szCs w:val="24"/>
-        </w:rPr>
-        <w:t>ή</w:t>
-      </w:r>
-      <w:r>
-        <w:rPr>
-          <w:rFonts w:ascii="Bahnschrift Light" w:hAnsi="Bahnschrift Light"/>
-          <w:sz w:val="24"/>
-          <w:szCs w:val="24"/>
-        </w:rPr>
-        <w:t xml:space="preserve">ς </w:t>
-      </w:r>
-      <w:r>
-        <w:rPr>
-          <w:rFonts w:ascii="Bahnschrift Light" w:hAnsi="Bahnschrift Light"/>
-          <w:sz w:val="24"/>
-          <w:szCs w:val="24"/>
-        </w:rPr>
-        <w:t xml:space="preserve">/ </w:t>
-      </w:r>
-      <w:r>
-        <w:rPr>
-          <w:rFonts w:ascii="Bahnschrift Light" w:hAnsi="Bahnschrift Light"/>
-          <w:sz w:val="24"/>
-          <w:szCs w:val="24"/>
-        </w:rPr>
-        <w:tab/>
-      </w:r>
-      <w:r>
-        <w:rPr>
-          <w:rFonts w:ascii="Bahnschrift Light" w:hAnsi="Bahnschrift Light"/>
-          <w:sz w:val="24"/>
-          <w:szCs w:val="24"/>
-        </w:rPr>
-        <w:t xml:space="preserve">Δεκτή </w:t>
-      </w:r>
-      <w:r>
-        <w:rPr>
-          <w:rFonts w:ascii="Bahnschrift Light" w:hAnsi="Bahnschrift Light"/>
-          <w:sz w:val="24"/>
-          <w:szCs w:val="24"/>
-        </w:rPr>
-        <w:t xml:space="preserve">/ </w:t>
-      </w:r>
-      <w:r>
-        <w:rPr>
-          <w:rFonts w:ascii="Bahnschrift Light" w:hAnsi="Bahnschrift Light"/>
-          <w:sz w:val="24"/>
-          <w:szCs w:val="24"/>
-        </w:rPr>
-        <w:t>Απορρίφθηκε</w:t>
-      </w:r>
-      <w:r>
-        <w:rPr>
-          <w:rFonts w:ascii="Bahnschrift Light" w:hAnsi="Bahnschrift Light"/>
-          <w:sz w:val="24"/>
-          <w:szCs w:val="24"/>
-        </w:rPr>
-        <w:t>).</w:t>
+        <w:t xml:space="preserve">Το σύστημα ακυρώνει την </w:t>
+      </w:r>
+      <w:r>
+        <w:rPr>
+          <w:rFonts w:ascii="Bahnschrift Light" w:hAnsi="Bahnschrift Light"/>
+          <w:sz w:val="24"/>
+          <w:szCs w:val="24"/>
+        </w:rPr>
+        <w:t>αγγελία</w:t>
+      </w:r>
+      <w:r>
+        <w:rPr>
+          <w:rFonts w:ascii="Bahnschrift Light" w:hAnsi="Bahnschrift Light"/>
+          <w:sz w:val="24"/>
+          <w:szCs w:val="24"/>
+        </w:rPr>
+        <w:t xml:space="preserve">, </w:t>
+      </w:r>
+      <w:r>
+        <w:rPr>
+          <w:rFonts w:ascii="Bahnschrift Light" w:hAnsi="Bahnschrift Light"/>
+          <w:sz w:val="24"/>
+          <w:szCs w:val="24"/>
+        </w:rPr>
+        <w:t>την αφαιρεί από τη λίστα</w:t>
+      </w:r>
+      <w:r>
+        <w:rPr>
+          <w:rFonts w:ascii="Bahnschrift Light" w:hAnsi="Bahnschrift Light"/>
+          <w:sz w:val="24"/>
+          <w:szCs w:val="24"/>
+        </w:rPr>
+        <w:t>(Αγγελία)</w:t>
+      </w:r>
+      <w:r>
+        <w:rPr>
+          <w:rFonts w:ascii="Bahnschrift Light" w:hAnsi="Bahnschrift Light"/>
+          <w:sz w:val="24"/>
+          <w:szCs w:val="24"/>
+        </w:rPr>
+        <w:t xml:space="preserve"> και εμφανίζει την </w:t>
+      </w:r>
+      <w:r>
+        <w:rPr>
+          <w:rFonts w:ascii="Bahnschrift Light" w:hAnsi="Bahnschrift Light"/>
+          <w:sz w:val="24"/>
+          <w:szCs w:val="24"/>
+          <w:highlight w:val="darkBlue"/>
+        </w:rPr>
+        <w:t>Οθόνη Κατάστασης(Επιτυχίας Ακύρωσης)</w:t>
+      </w:r>
+      <w:r>
+        <w:rPr>
+          <w:rFonts w:ascii="Bahnschrift Light" w:hAnsi="Bahnschrift Light"/>
+          <w:sz w:val="24"/>
+          <w:szCs w:val="24"/>
+          <w:highlight w:val="darkBlue"/>
+        </w:rPr>
+        <w:t>.</w:t>
       </w:r>
     </w:p>
     <w:p>
@@ -6901,187 +6952,6 @@
           <w:rFonts w:ascii="Bahnschrift Light" w:hAnsi="Bahnschrift Light"/>
           <w:sz w:val="24"/>
           <w:szCs w:val="24"/>
-          <w:highlight w:val="darkBlue"/>
-        </w:rPr>
-      </w:pPr>
-      <w:r>
-        <w:rPr>
-          <w:rFonts w:ascii="Bahnschrift Light" w:hAnsi="Bahnschrift Light"/>
-          <w:sz w:val="24"/>
-          <w:szCs w:val="24"/>
-        </w:rPr>
-        <w:t xml:space="preserve">Ο χρήστης </w:t>
-      </w:r>
-      <w:r>
-        <w:rPr>
-          <w:rFonts w:ascii="Bahnschrift Light" w:hAnsi="Bahnschrift Light"/>
-          <w:sz w:val="24"/>
-          <w:szCs w:val="24"/>
-        </w:rPr>
-        <w:t xml:space="preserve">επιλέγει </w:t>
-      </w:r>
-      <w:r>
-        <w:rPr>
-          <w:rFonts w:ascii="Bahnschrift Light" w:hAnsi="Bahnschrift Light"/>
-          <w:sz w:val="24"/>
-          <w:szCs w:val="24"/>
-          <w:highlight w:val="darkBlue"/>
-        </w:rPr>
-        <w:t>ακύρωση.</w:t>
-      </w:r>
-      <w:r>
-        <w:rPr>
-          <w:rFonts w:ascii="Bahnschrift Light" w:hAnsi="Bahnschrift Light"/>
-          <w:sz w:val="24"/>
-          <w:szCs w:val="24"/>
-          <w:highlight w:val="darkBlue"/>
-        </w:rPr>
-        <w:t xml:space="preserve"> </w:t>
-      </w:r>
-      <w:r>
-        <w:rPr>
-          <w:rFonts w:ascii="Bahnschrift Light" w:hAnsi="Bahnschrift Light"/>
-          <w:strike/>
-          <w:sz w:val="24"/>
-          <w:szCs w:val="24"/>
-          <w:highlight w:val="darkBlue"/>
-        </w:rPr>
-        <w:t>από την</w:t>
-      </w:r>
-      <w:r>
-        <w:rPr>
-          <w:rFonts w:ascii="Bahnschrift Light" w:hAnsi="Bahnschrift Light"/>
-          <w:strike/>
-          <w:sz w:val="24"/>
-          <w:szCs w:val="24"/>
-          <w:highlight w:val="darkBlue"/>
-        </w:rPr>
-        <w:t xml:space="preserve"> </w:t>
-      </w:r>
-      <w:r>
-        <w:rPr>
-          <w:rFonts w:ascii="Bahnschrift Light" w:hAnsi="Bahnschrift Light"/>
-          <w:strike/>
-          <w:sz w:val="24"/>
-          <w:szCs w:val="24"/>
-          <w:highlight w:val="darkBlue"/>
-        </w:rPr>
-        <w:t>Οθόνη Ακύρωσης Αγγελίας</w:t>
-      </w:r>
-      <w:r>
-        <w:rPr>
-          <w:rFonts w:ascii="Bahnschrift Light" w:hAnsi="Bahnschrift Light"/>
-          <w:strike/>
-          <w:sz w:val="24"/>
-          <w:szCs w:val="24"/>
-          <w:highlight w:val="darkBlue"/>
-        </w:rPr>
-        <w:t>(Επιβεβαίωσης)</w:t>
-      </w:r>
-      <w:r>
-        <w:rPr>
-          <w:rFonts w:ascii="Bahnschrift Light" w:hAnsi="Bahnschrift Light"/>
-          <w:strike/>
-          <w:sz w:val="24"/>
-          <w:szCs w:val="24"/>
-          <w:highlight w:val="darkBlue"/>
-        </w:rPr>
-        <w:t>.</w:t>
-      </w:r>
-    </w:p>
-    <w:p>
-      <w:pPr>
-        <w:numPr>
-          <w:ilvl w:val="0"/>
-          <w:numId w:val="9"/>
-        </w:numPr>
-        <w:spacing w:line="278" w:lineRule="auto"/>
-        <w:jc w:val="both"/>
-        <w:rPr>
-          <w:rFonts w:ascii="Bahnschrift Light" w:hAnsi="Bahnschrift Light"/>
-          <w:sz w:val="24"/>
-          <w:szCs w:val="24"/>
-        </w:rPr>
-      </w:pPr>
-      <w:r>
-        <w:rPr>
-          <w:rFonts w:ascii="Bahnschrift Light" w:hAnsi="Bahnschrift Light"/>
-          <w:sz w:val="24"/>
-          <w:szCs w:val="24"/>
-        </w:rPr>
-        <w:t xml:space="preserve">Το σύστημα ακυρώνει την </w:t>
-      </w:r>
-      <w:r>
-        <w:rPr>
-          <w:rFonts w:ascii="Bahnschrift Light" w:hAnsi="Bahnschrift Light"/>
-          <w:sz w:val="24"/>
-          <w:szCs w:val="24"/>
-        </w:rPr>
-        <w:t>αγγελία</w:t>
-      </w:r>
-      <w:r>
-        <w:rPr>
-          <w:rFonts w:ascii="Bahnschrift Light" w:hAnsi="Bahnschrift Light"/>
-          <w:sz w:val="24"/>
-          <w:szCs w:val="24"/>
-        </w:rPr>
-        <w:t xml:space="preserve">, </w:t>
-      </w:r>
-      <w:r>
-        <w:rPr>
-          <w:rFonts w:ascii="Bahnschrift Light" w:hAnsi="Bahnschrift Light"/>
-          <w:sz w:val="24"/>
-          <w:szCs w:val="24"/>
-        </w:rPr>
-        <w:t>την αφαιρεί από τη λίστα</w:t>
-      </w:r>
-      <w:r>
-        <w:rPr>
-          <w:rFonts w:ascii="Bahnschrift Light" w:hAnsi="Bahnschrift Light"/>
-          <w:sz w:val="24"/>
-          <w:szCs w:val="24"/>
-        </w:rPr>
-        <w:t>(Αγγελία)</w:t>
-      </w:r>
-      <w:r>
-        <w:rPr>
-          <w:rFonts w:ascii="Bahnschrift Light" w:hAnsi="Bahnschrift Light"/>
-          <w:sz w:val="24"/>
-          <w:szCs w:val="24"/>
-        </w:rPr>
-        <w:t xml:space="preserve"> και εμφανίζει την </w:t>
-      </w:r>
-      <w:r>
-        <w:rPr>
-          <w:rFonts w:ascii="Bahnschrift Light" w:hAnsi="Bahnschrift Light"/>
-          <w:sz w:val="24"/>
-          <w:szCs w:val="24"/>
-          <w:highlight w:val="darkBlue"/>
-        </w:rPr>
-        <w:t>Οθόνη Κατάστασης(Επιτυχίας Ακύρωσης)</w:t>
-      </w:r>
-      <w:r>
-        <w:rPr>
-          <w:rFonts w:ascii="Bahnschrift Light" w:hAnsi="Bahnschrift Light"/>
-          <w:sz w:val="24"/>
-          <w:szCs w:val="24"/>
-          <w:highlight w:val="darkBlue"/>
-        </w:rPr>
-        <w:t>.</w:t>
-      </w:r>
-    </w:p>
-    <w:p>
-      <w:pPr>
-        <w:numPr>
-          <w:ilvl w:val="0"/>
-          <w:numId w:val="9"/>
-        </w:numPr>
-        <w:spacing w:line="278" w:lineRule="auto"/>
-        <w:jc w:val="both"/>
-        <w:rPr>
-          <w:rFonts w:ascii="Bahnschrift Light" w:hAnsi="Bahnschrift Light"/>
-          <w:sz w:val="24"/>
-          <w:szCs w:val="24"/>
         </w:rPr>
       </w:pPr>
       <w:r>
@@ -7160,6 +7030,7 @@
           <w:szCs w:val="24"/>
           <w:highlight w:val="darkBlue"/>
         </w:rPr>
+        <w:lastRenderedPageBreak/>
         <w:t>Το σύστημα διακρίνει ότι είναι "</w:t>
       </w:r>
       <w:r>
@@ -7274,7 +7145,6 @@
           <w:szCs w:val="24"/>
           <w:highlight w:val="darkBlue"/>
         </w:rPr>
-        <w:lastRenderedPageBreak/>
         <w:t xml:space="preserve">Η περίπτωση χρήσης συνεχίζει από το βήμα </w:t>
       </w:r>
       <w:r>
